--- a/pr-preview/pr-78/chapters/08-selection-bias.docx
+++ b/pr-preview/pr-78/chapters/08-selection-bias.docx
@@ -3971,7 +3971,7 @@
     </w:tbl>
     <w:bookmarkEnd w:id="21"/>
     <w:bookmarkEnd w:id="22"/>
-    <w:bookmarkStart w:id="24" w:name="selection-bias-and-censoring-pp.-111-113"/>
+    <w:bookmarkStart w:id="25" w:name="selection-bias-and-censoring-pp.-111-113"/>
     <w:p>
       <w:pPr>
         <w:pStyle w:val="Heading2"/>
@@ -4797,7 +4797,7 @@
         <w:t xml:space="preserve">.</w:t>
       </w:r>
     </w:p>
-    <w:bookmarkStart w:id="23" w:name="counterfactual-notation-for-censoring"/>
+    <w:bookmarkStart w:id="24" w:name="counterfactual-notation-for-censoring"/>
     <w:p>
       <w:pPr>
         <w:pStyle w:val="Heading3"/>
@@ -4814,17 +4814,1300 @@
         <w:t xml:space="preserve">The causal contrast of interest needs to be modified in the presence of censoring. Because selection bias would not exist if everybody had been uncensored, we want to consider a causal contrast that reflects what would have happened in the absence of censoring.</w:t>
       </w:r>
     </w:p>
+    <w:tbl>
+      <w:tblPr>
+        <w:tblStyle w:val="Table"/>
+        <w:tblInd w:w="164" w:type="dxa"/>
+        <w:tblBorders>
+          <w:left w:val="single" w:sz="24" w:space="0" w:color="909090"/>
+        </w:tblBorders>
+        <w:tblCellMar>
+          <w:left w:w="0" w:type="dxa"/>
+          <w:right w:w="0" w:type="dxa"/>
+        </w:tblCellMar>
+        <w:tblLook w:firstRow="0" w:lastRow="0" w:firstColumn="0" w:lastColumn="0" w:noHBand="0" w:noVBand="0" w:val="0000"/>
+      </w:tblPr>
+      <w:tblGrid>
+        <w:gridCol w:w="7920"/>
+      </w:tblGrid>
+      <w:tr>
+        <w:trPr>
+          <w:cantSplit/>
+        </w:trPr>
+        <w:tc>
+          <w:tcPr>
+            <w:tcMar>
+              <w:left w:w="144" w:type="dxa"/>
+            </w:tcMar>
+          </w:tcPr>
+          <w:p>
+            <w:pPr>
+              <w:pStyle w:val="BodyText"/>
+            </w:pPr>
+            <w:pPr>
+              <w:spacing w:before="16" w:after="64"/>
+            </w:pPr>
+          </w:p>
+          <w:bookmarkStart w:id="23" w:name="def-censoring-causal-contrast"/>
+          <w:p>
+            <w:pPr>
+              <w:pStyle w:val="BodyText"/>
+            </w:pPr>
+            <w:r>
+              <w:rPr>
+                <w:b/>
+                <w:bCs/>
+              </w:rPr>
+              <w:t xml:space="preserve">Definition 2 (Causal Contrast Under Censoring)</w:t>
+            </w:r>
+            <w:r>
+              <w:t xml:space="preserve"> </w:t>
+            </w:r>
+            <w:r>
+              <w:t xml:space="preserve">Let</w:t>
+            </w:r>
+            <w:r>
+              <w:t xml:space="preserve"> </w:t>
+            </w:r>
+            <m:oMath>
+              <m:sSup>
+                <m:e>
+                  <m:r>
+                    <m:t>Y</m:t>
+                  </m:r>
+                </m:e>
+                <m:sup>
+                  <m:r>
+                    <m:t>a</m:t>
+                  </m:r>
+                  <m:r>
+                    <m:rPr>
+                      <m:sty m:val="p"/>
+                    </m:rPr>
+                    <m:t>=</m:t>
+                  </m:r>
+                  <m:r>
+                    <m:t>1</m:t>
+                  </m:r>
+                  <m:r>
+                    <m:rPr>
+                      <m:sty m:val="p"/>
+                    </m:rPr>
+                    <m:t>,</m:t>
+                  </m:r>
+                  <m:r>
+                    <m:t>c</m:t>
+                  </m:r>
+                  <m:r>
+                    <m:rPr>
+                      <m:sty m:val="p"/>
+                    </m:rPr>
+                    <m:t>=</m:t>
+                  </m:r>
+                  <m:r>
+                    <m:t>0</m:t>
+                  </m:r>
+                </m:sup>
+              </m:sSup>
+            </m:oMath>
+            <w:r>
+              <w:t xml:space="preserve"> </w:t>
+            </w:r>
+            <w:r>
+              <w:t xml:space="preserve">be an individual’s counterfactual outcome if they had received treatment</w:t>
+            </w:r>
+            <w:r>
+              <w:t xml:space="preserve"> </w:t>
+            </w:r>
+            <m:oMath>
+              <m:r>
+                <m:t>A</m:t>
+              </m:r>
+              <m:r>
+                <m:rPr>
+                  <m:sty m:val="p"/>
+                </m:rPr>
+                <m:t>=</m:t>
+              </m:r>
+              <m:r>
+                <m:t>1</m:t>
+              </m:r>
+            </m:oMath>
+            <w:r>
+              <w:t xml:space="preserve"> </w:t>
+            </w:r>
+            <w:r>
+              <w:t xml:space="preserve">and had remained uncensored</w:t>
+            </w:r>
+            <w:r>
+              <w:t xml:space="preserve"> </w:t>
+            </w:r>
+            <m:oMath>
+              <m:r>
+                <m:t>C</m:t>
+              </m:r>
+              <m:r>
+                <m:rPr>
+                  <m:sty m:val="p"/>
+                </m:rPr>
+                <m:t>=</m:t>
+              </m:r>
+              <m:r>
+                <m:t>0</m:t>
+              </m:r>
+            </m:oMath>
+            <w:r>
+              <w:t xml:space="preserve">. Similarly, let</w:t>
+            </w:r>
+            <w:r>
+              <w:t xml:space="preserve"> </w:t>
+            </w:r>
+            <m:oMath>
+              <m:sSup>
+                <m:e>
+                  <m:r>
+                    <m:t>Y</m:t>
+                  </m:r>
+                </m:e>
+                <m:sup>
+                  <m:r>
+                    <m:t>a</m:t>
+                  </m:r>
+                  <m:r>
+                    <m:rPr>
+                      <m:sty m:val="p"/>
+                    </m:rPr>
+                    <m:t>=</m:t>
+                  </m:r>
+                  <m:r>
+                    <m:t>0</m:t>
+                  </m:r>
+                  <m:r>
+                    <m:rPr>
+                      <m:sty m:val="p"/>
+                    </m:rPr>
+                    <m:t>,</m:t>
+                  </m:r>
+                  <m:r>
+                    <m:t>c</m:t>
+                  </m:r>
+                  <m:r>
+                    <m:rPr>
+                      <m:sty m:val="p"/>
+                    </m:rPr>
+                    <m:t>=</m:t>
+                  </m:r>
+                  <m:r>
+                    <m:t>0</m:t>
+                  </m:r>
+                </m:sup>
+              </m:sSup>
+            </m:oMath>
+            <w:r>
+              <w:t xml:space="preserve"> </w:t>
+            </w:r>
+            <w:r>
+              <w:t xml:space="preserve">be an individual’s counterfactual outcome if they had not received treatment</w:t>
+            </w:r>
+            <w:r>
+              <w:t xml:space="preserve"> </w:t>
+            </w:r>
+            <m:oMath>
+              <m:r>
+                <m:t>A</m:t>
+              </m:r>
+              <m:r>
+                <m:rPr>
+                  <m:sty m:val="p"/>
+                </m:rPr>
+                <m:t>=</m:t>
+              </m:r>
+              <m:r>
+                <m:t>0</m:t>
+              </m:r>
+            </m:oMath>
+            <w:r>
+              <w:t xml:space="preserve"> </w:t>
+            </w:r>
+            <w:r>
+              <w:t xml:space="preserve">and had remained uncensored</w:t>
+            </w:r>
+            <w:r>
+              <w:t xml:space="preserve"> </w:t>
+            </w:r>
+            <m:oMath>
+              <m:r>
+                <m:t>C</m:t>
+              </m:r>
+              <m:r>
+                <m:rPr>
+                  <m:sty m:val="p"/>
+                </m:rPr>
+                <m:t>=</m:t>
+              </m:r>
+              <m:r>
+                <m:t>0</m:t>
+              </m:r>
+            </m:oMath>
+            <w:r>
+              <w:t xml:space="preserve">. Our causal contrast of interest is:</w:t>
+            </w:r>
+          </w:p>
+          <w:p>
+            <w:pPr>
+              <w:pStyle w:val="BodyText"/>
+            </w:pPr>
+            <m:oMathPara>
+              <m:oMathParaPr>
+                <m:jc m:val="center"/>
+              </m:oMathParaPr>
+              <m:oMath>
+                <m:r>
+                  <m:rPr>
+                    <m:sty m:val="p"/>
+                  </m:rPr>
+                  <m:t>Pr</m:t>
+                </m:r>
+                <m:r>
+                  <m:rPr>
+                    <m:sty m:val="p"/>
+                  </m:rPr>
+                  <m:t>[</m:t>
+                </m:r>
+                <m:sSup>
+                  <m:e>
+                    <m:r>
+                      <m:t>Y</m:t>
+                    </m:r>
+                  </m:e>
+                  <m:sup>
+                    <m:r>
+                      <m:t>a</m:t>
+                    </m:r>
+                    <m:r>
+                      <m:rPr>
+                        <m:sty m:val="p"/>
+                      </m:rPr>
+                      <m:t>=</m:t>
+                    </m:r>
+                    <m:r>
+                      <m:t>1</m:t>
+                    </m:r>
+                    <m:r>
+                      <m:rPr>
+                        <m:sty m:val="p"/>
+                      </m:rPr>
+                      <m:t>,</m:t>
+                    </m:r>
+                    <m:r>
+                      <m:t>c</m:t>
+                    </m:r>
+                    <m:r>
+                      <m:rPr>
+                        <m:sty m:val="p"/>
+                      </m:rPr>
+                      <m:t>=</m:t>
+                    </m:r>
+                    <m:r>
+                      <m:t>0</m:t>
+                    </m:r>
+                  </m:sup>
+                </m:sSup>
+                <m:r>
+                  <m:rPr>
+                    <m:sty m:val="p"/>
+                  </m:rPr>
+                  <m:t>=</m:t>
+                </m:r>
+                <m:r>
+                  <m:t>1</m:t>
+                </m:r>
+                <m:r>
+                  <m:rPr>
+                    <m:sty m:val="p"/>
+                  </m:rPr>
+                  <m:t>]</m:t>
+                </m:r>
+                <m:r>
+                  <m:t> </m:t>
+                </m:r>
+                <m:r>
+                  <m:rPr>
+                    <m:nor/>
+                    <m:sty m:val="p"/>
+                  </m:rPr>
+                  <m:t>versus</m:t>
+                </m:r>
+                <m:r>
+                  <m:t> </m:t>
+                </m:r>
+                <m:r>
+                  <m:rPr>
+                    <m:sty m:val="p"/>
+                  </m:rPr>
+                  <m:t>Pr</m:t>
+                </m:r>
+                <m:r>
+                  <m:rPr>
+                    <m:sty m:val="p"/>
+                  </m:rPr>
+                  <m:t>[</m:t>
+                </m:r>
+                <m:sSup>
+                  <m:e>
+                    <m:r>
+                      <m:t>Y</m:t>
+                    </m:r>
+                  </m:e>
+                  <m:sup>
+                    <m:r>
+                      <m:t>a</m:t>
+                    </m:r>
+                    <m:r>
+                      <m:rPr>
+                        <m:sty m:val="p"/>
+                      </m:rPr>
+                      <m:t>=</m:t>
+                    </m:r>
+                    <m:r>
+                      <m:t>0</m:t>
+                    </m:r>
+                    <m:r>
+                      <m:rPr>
+                        <m:sty m:val="p"/>
+                      </m:rPr>
+                      <m:t>,</m:t>
+                    </m:r>
+                    <m:r>
+                      <m:t>c</m:t>
+                    </m:r>
+                    <m:r>
+                      <m:rPr>
+                        <m:sty m:val="p"/>
+                      </m:rPr>
+                      <m:t>=</m:t>
+                    </m:r>
+                    <m:r>
+                      <m:t>0</m:t>
+                    </m:r>
+                  </m:sup>
+                </m:sSup>
+                <m:r>
+                  <m:rPr>
+                    <m:sty m:val="p"/>
+                  </m:rPr>
+                  <m:t>=</m:t>
+                </m:r>
+                <m:r>
+                  <m:t>1</m:t>
+                </m:r>
+                <m:r>
+                  <m:rPr>
+                    <m:sty m:val="p"/>
+                  </m:rPr>
+                  <m:t>]</m:t>
+                </m:r>
+              </m:oMath>
+            </m:oMathPara>
+          </w:p>
+          <w:bookmarkEnd w:id="23"/>
+        </w:tc>
+      </w:tr>
+    </w:tbl>
+    <w:p>
+      <w:pPr>
+        <w:pStyle w:val="FirstParagraph"/>
+      </w:pPr>
+      <w:r>
+        <w:t xml:space="preserve">By conceptualizing the causal contrast of interest in terms of</w:t>
+      </w:r>
+      <w:r>
+        <w:t xml:space="preserve"> </w:t>
+      </w:r>
+      <m:oMath>
+        <m:sSup>
+          <m:e>
+            <m:r>
+              <m:t>Y</m:t>
+            </m:r>
+          </m:e>
+          <m:sup>
+            <m:r>
+              <m:t>a</m:t>
+            </m:r>
+            <m:r>
+              <m:rPr>
+                <m:sty m:val="p"/>
+              </m:rPr>
+              <m:t>,</m:t>
+            </m:r>
+            <m:r>
+              <m:t>c</m:t>
+            </m:r>
+            <m:r>
+              <m:rPr>
+                <m:sty m:val="p"/>
+              </m:rPr>
+              <m:t>=</m:t>
+            </m:r>
+            <m:r>
+              <m:t>0</m:t>
+            </m:r>
+          </m:sup>
+        </m:sSup>
+      </m:oMath>
+      <w:r>
+        <w:t xml:space="preserve">, we can think of censoring</w:t>
+      </w:r>
+      <w:r>
+        <w:t xml:space="preserve"> </w:t>
+      </w:r>
+      <m:oMath>
+        <m:r>
+          <m:t>C</m:t>
+        </m:r>
+      </m:oMath>
+      <w:r>
+        <w:t xml:space="preserve"> </w:t>
+      </w:r>
+      <w:r>
+        <w:t xml:space="preserve">as just another treatment. The goal of the analysis is to compute the causal effect of a joint intervention on</w:t>
+      </w:r>
+      <w:r>
+        <w:t xml:space="preserve"> </w:t>
+      </w:r>
+      <m:oMath>
+        <m:r>
+          <m:t>A</m:t>
+        </m:r>
+      </m:oMath>
+      <w:r>
+        <w:t xml:space="preserve"> </w:t>
+      </w:r>
+      <w:r>
+        <w:t xml:space="preserve">and</w:t>
+      </w:r>
+      <w:r>
+        <w:t xml:space="preserve"> </w:t>
+      </w:r>
+      <m:oMath>
+        <m:r>
+          <m:t>C</m:t>
+        </m:r>
+      </m:oMath>
+      <w:r>
+        <w:t xml:space="preserve">. To eliminate selection bias for the effect of treatment</w:t>
+      </w:r>
+      <w:r>
+        <w:t xml:space="preserve"> </w:t>
+      </w:r>
+      <m:oMath>
+        <m:r>
+          <m:t>A</m:t>
+        </m:r>
+      </m:oMath>
+      <w:r>
+        <w:t xml:space="preserve">, we need to adjust for confounding for the effect of treatment</w:t>
+      </w:r>
+      <w:r>
+        <w:t xml:space="preserve"> </w:t>
+      </w:r>
+      <m:oMath>
+        <m:r>
+          <m:t>C</m:t>
+        </m:r>
+      </m:oMath>
+      <w:r>
+        <w:t xml:space="preserve">.</w:t>
+      </w:r>
+    </w:p>
     <w:p>
       <w:pPr>
         <w:pStyle w:val="BodyText"/>
       </w:pPr>
       <w:r>
-        <w:t xml:space="preserve">Let</w:t>
-      </w:r>
-      <w:r>
-        <w:t xml:space="preserve"> </w:t>
-      </w:r>
-      <m:oMath>
+        <w:t xml:space="preserve">Since censoring</w:t>
+      </w:r>
+      <w:r>
+        <w:t xml:space="preserve"> </w:t>
+      </w:r>
+      <m:oMath>
+        <m:r>
+          <m:t>C</m:t>
+        </m:r>
+      </m:oMath>
+      <w:r>
+        <w:t xml:space="preserve"> </w:t>
+      </w:r>
+      <w:r>
+        <w:t xml:space="preserve">is now viewed as a treatment, we need to ensure that the identifiability conditions of exchangeability, positivity, and consistency hold for</w:t>
+      </w:r>
+      <w:r>
+        <w:t xml:space="preserve"> </w:t>
+      </w:r>
+      <m:oMath>
+        <m:r>
+          <m:t>C</m:t>
+        </m:r>
+      </m:oMath>
+      <w:r>
+        <w:t xml:space="preserve"> </w:t>
+      </w:r>
+      <w:r>
+        <w:t xml:space="preserve">as well as for</w:t>
+      </w:r>
+      <w:r>
+        <w:t xml:space="preserve"> </w:t>
+      </w:r>
+      <m:oMath>
+        <m:r>
+          <m:t>A</m:t>
+        </m:r>
+      </m:oMath>
+      <w:r>
+        <w:t xml:space="preserve">, and use analytical methods appropriate to both.</w:t>
+      </w:r>
+    </w:p>
+    <w:bookmarkEnd w:id="24"/>
+    <w:bookmarkEnd w:id="25"/>
+    <w:bookmarkStart w:id="30" w:name="X6e9cca7c0ff3f36d8761d02ba3f3fbbb6c7ce16"/>
+    <w:p>
+      <w:pPr>
+        <w:pStyle w:val="Heading2"/>
+      </w:pPr>
+      <w:r>
+        <w:t xml:space="preserve">5 8.5 How to Adjust for Selection Bias (pp. 113-115)</w:t>
+      </w:r>
+    </w:p>
+    <w:p>
+      <w:r>
+        <w:pict>
+          <v:rect style="width:0;height:1.5pt" o:hralign="center" o:hrstd="t" o:hr="t"/>
+        </w:pict>
+      </w:r>
+    </w:p>
+    <w:p>
+      <w:pPr>
+        <w:pStyle w:val="FirstParagraph"/>
+      </w:pPr>
+      <w:r>
+        <w:t xml:space="preserve">Though selection bias can sometimes be avoided by an adequate design (see Fine Point 8.1), it is often unavoidable. Loss to follow-up, self-selection, and missing data leading to bias can occur no matter how careful the investigator. In those cases, the selection bias needs to be explicitly corrected in the analysis.</w:t>
+      </w:r>
+    </w:p>
+    <w:bookmarkStart w:id="26" w:name="X0b7b1cc7f0d0ad653c82dfef390accd097dc66c"/>
+    <w:p>
+      <w:pPr>
+        <w:pStyle w:val="Heading3"/>
+      </w:pPr>
+      <w:r>
+        <w:t xml:space="preserve">5.1 Inverse Probability Weighting for Selection Bias</w:t>
+      </w:r>
+    </w:p>
+    <w:p>
+      <w:pPr>
+        <w:pStyle w:val="FirstParagraph"/>
+      </w:pPr>
+      <w:r>
+        <w:t xml:space="preserve">This correction can sometimes be accomplished by IP weighting (or by standardization), which is based on assigning a weight</w:t>
+      </w:r>
+      <w:r>
+        <w:t xml:space="preserve"> </w:t>
+      </w:r>
+      <m:oMath>
+        <m:sSup>
+          <m:e>
+            <m:r>
+              <m:t>W</m:t>
+            </m:r>
+          </m:e>
+          <m:sup>
+            <m:r>
+              <m:t>C</m:t>
+            </m:r>
+          </m:sup>
+        </m:sSup>
+      </m:oMath>
+      <w:r>
+        <w:t xml:space="preserve"> </w:t>
+      </w:r>
+      <w:r>
+        <w:t xml:space="preserve">to each selected individual (</w:t>
+      </w:r>
+      <m:oMath>
+        <m:r>
+          <m:t>C</m:t>
+        </m:r>
+        <m:r>
+          <m:rPr>
+            <m:sty m:val="p"/>
+          </m:rPr>
+          <m:t>=</m:t>
+        </m:r>
+        <m:r>
+          <m:t>0</m:t>
+        </m:r>
+      </m:oMath>
+      <w:r>
+        <w:t xml:space="preserve">) so that she accounts in the analysis not only for herself, but also for those like her—with the same values of</w:t>
+      </w:r>
+      <w:r>
+        <w:t xml:space="preserve"> </w:t>
+      </w:r>
+      <m:oMath>
+        <m:r>
+          <m:t>L</m:t>
+        </m:r>
+      </m:oMath>
+      <w:r>
+        <w:t xml:space="preserve"> </w:t>
+      </w:r>
+      <w:r>
+        <w:t xml:space="preserve">and</w:t>
+      </w:r>
+      <w:r>
+        <w:t xml:space="preserve"> </w:t>
+      </w:r>
+      <m:oMath>
+        <m:r>
+          <m:t>A</m:t>
+        </m:r>
+      </m:oMath>
+      <w:r>
+        <w:t xml:space="preserve">—who were not selected (</w:t>
+      </w:r>
+      <m:oMath>
+        <m:r>
+          <m:t>C</m:t>
+        </m:r>
+        <m:r>
+          <m:rPr>
+            <m:sty m:val="p"/>
+          </m:rPr>
+          <m:t>=</m:t>
+        </m:r>
+        <m:r>
+          <m:t>1</m:t>
+        </m:r>
+      </m:oMath>
+      <w:r>
+        <w:t xml:space="preserve">). The IP weight</w:t>
+      </w:r>
+      <w:r>
+        <w:t xml:space="preserve"> </w:t>
+      </w:r>
+      <m:oMath>
+        <m:sSup>
+          <m:e>
+            <m:r>
+              <m:t>W</m:t>
+            </m:r>
+          </m:e>
+          <m:sup>
+            <m:r>
+              <m:t>C</m:t>
+            </m:r>
+          </m:sup>
+        </m:sSup>
+      </m:oMath>
+      <w:r>
+        <w:t xml:space="preserve"> </w:t>
+      </w:r>
+      <w:r>
+        <w:t xml:space="preserve">is the inverse of the probability of her selection</w:t>
+      </w:r>
+      <w:r>
+        <w:t xml:space="preserve"> </w:t>
+      </w:r>
+      <m:oMath>
+        <m:r>
+          <m:rPr>
+            <m:sty m:val="p"/>
+          </m:rPr>
+          <m:t>Pr</m:t>
+        </m:r>
+        <m:r>
+          <m:rPr>
+            <m:sty m:val="p"/>
+          </m:rPr>
+          <m:t>[</m:t>
+        </m:r>
+        <m:r>
+          <m:t>C</m:t>
+        </m:r>
+        <m:r>
+          <m:rPr>
+            <m:sty m:val="p"/>
+          </m:rPr>
+          <m:t>=</m:t>
+        </m:r>
+        <m:r>
+          <m:t>0</m:t>
+        </m:r>
+        <m:r>
+          <m:rPr>
+            <m:sty m:val="p"/>
+          </m:rPr>
+          <m:t>|</m:t>
+        </m:r>
+        <m:r>
+          <m:t>L</m:t>
+        </m:r>
+        <m:r>
+          <m:rPr>
+            <m:sty m:val="p"/>
+          </m:rPr>
+          <m:t>,</m:t>
+        </m:r>
+        <m:r>
+          <m:t>A</m:t>
+        </m:r>
+        <m:r>
+          <m:rPr>
+            <m:sty m:val="p"/>
+          </m:rPr>
+          <m:t>]</m:t>
+        </m:r>
+      </m:oMath>
+      <w:r>
+        <w:t xml:space="preserve">:</w:t>
+      </w:r>
+    </w:p>
+    <w:p>
+      <w:pPr>
+        <w:pStyle w:val="BodyText"/>
+      </w:pPr>
+      <m:oMathPara>
+        <m:oMathParaPr>
+          <m:jc m:val="center"/>
+        </m:oMathParaPr>
+        <m:oMath>
+          <m:sSup>
+            <m:e>
+              <m:r>
+                <m:t>W</m:t>
+              </m:r>
+            </m:e>
+            <m:sup>
+              <m:r>
+                <m:t>C</m:t>
+              </m:r>
+            </m:sup>
+          </m:sSup>
+          <m:r>
+            <m:rPr>
+              <m:sty m:val="p"/>
+            </m:rPr>
+            <m:t>=</m:t>
+          </m:r>
+          <m:f>
+            <m:fPr>
+              <m:type m:val="bar"/>
+            </m:fPr>
+            <m:num>
+              <m:r>
+                <m:t>1</m:t>
+              </m:r>
+            </m:num>
+            <m:den>
+              <m:r>
+                <m:rPr>
+                  <m:sty m:val="p"/>
+                </m:rPr>
+                <m:t>Pr</m:t>
+              </m:r>
+              <m:r>
+                <m:rPr>
+                  <m:sty m:val="p"/>
+                </m:rPr>
+                <m:t>[</m:t>
+              </m:r>
+              <m:r>
+                <m:t>C</m:t>
+              </m:r>
+              <m:r>
+                <m:rPr>
+                  <m:sty m:val="p"/>
+                </m:rPr>
+                <m:t>=</m:t>
+              </m:r>
+              <m:r>
+                <m:t>0</m:t>
+              </m:r>
+              <m:r>
+                <m:rPr>
+                  <m:sty m:val="p"/>
+                </m:rPr>
+                <m:t>∣</m:t>
+              </m:r>
+              <m:r>
+                <m:t>L</m:t>
+              </m:r>
+              <m:r>
+                <m:rPr>
+                  <m:sty m:val="p"/>
+                </m:rPr>
+                <m:t>,</m:t>
+              </m:r>
+              <m:r>
+                <m:t>A</m:t>
+              </m:r>
+              <m:r>
+                <m:rPr>
+                  <m:sty m:val="p"/>
+                </m:rPr>
+                <m:t>]</m:t>
+              </m:r>
+            </m:den>
+          </m:f>
+        </m:oMath>
+      </m:oMathPara>
+    </w:p>
+    <w:bookmarkEnd w:id="26"/>
+    <w:bookmarkStart w:id="27" w:name="X584811cb6267e4341d1273cdafcc126a9ca7447"/>
+    <w:p>
+      <w:pPr>
+        <w:pStyle w:val="Heading3"/>
+      </w:pPr>
+      <w:r>
+        <w:t xml:space="preserve">5.2 The Wasabi Trial: IP Weighting in Practice</w:t>
+      </w:r>
+    </w:p>
+    <w:p>
+      <w:pPr>
+        <w:pStyle w:val="FirstParagraph"/>
+      </w:pPr>
+      <w:r>
+        <w:t xml:space="preserve">Consider again the wasabi randomized trial. The tree graph in Figure 8.10 presents the trial data. Of the 60 individuals in the trial, 40 had (</w:t>
+      </w:r>
+      <m:oMath>
+        <m:r>
+          <m:t>L</m:t>
+        </m:r>
+        <m:r>
+          <m:rPr>
+            <m:sty m:val="p"/>
+          </m:rPr>
+          <m:t>=</m:t>
+        </m:r>
+        <m:r>
+          <m:t>1</m:t>
+        </m:r>
+      </m:oMath>
+      <w:r>
+        <w:t xml:space="preserve">) and 20 did not have (</w:t>
+      </w:r>
+      <m:oMath>
+        <m:r>
+          <m:t>L</m:t>
+        </m:r>
+        <m:r>
+          <m:rPr>
+            <m:sty m:val="p"/>
+          </m:rPr>
+          <m:t>=</m:t>
+        </m:r>
+        <m:r>
+          <m:t>0</m:t>
+        </m:r>
+      </m:oMath>
+      <w:r>
+        <w:t xml:space="preserve">) heart disease at the time of randomization. Regardless of their</w:t>
+      </w:r>
+      <w:r>
+        <w:t xml:space="preserve"> </w:t>
+      </w:r>
+      <m:oMath>
+        <m:r>
+          <m:t>L</m:t>
+        </m:r>
+      </m:oMath>
+      <w:r>
+        <w:t xml:space="preserve"> </w:t>
+      </w:r>
+      <w:r>
+        <w:t xml:space="preserve">status, all individuals had a 50/50 chance of being assigned to wasabi supplementation (</w:t>
+      </w:r>
+      <m:oMath>
+        <m:r>
+          <m:t>A</m:t>
+        </m:r>
+        <m:r>
+          <m:rPr>
+            <m:sty m:val="p"/>
+          </m:rPr>
+          <m:t>=</m:t>
+        </m:r>
+        <m:r>
+          <m:t>1</m:t>
+        </m:r>
+      </m:oMath>
+      <w:r>
+        <w:t xml:space="preserve">). Thus 10 individuals in the</w:t>
+      </w:r>
+      <w:r>
+        <w:t xml:space="preserve"> </w:t>
+      </w:r>
+      <m:oMath>
+        <m:r>
+          <m:t>L</m:t>
+        </m:r>
+        <m:r>
+          <m:rPr>
+            <m:sty m:val="p"/>
+          </m:rPr>
+          <m:t>=</m:t>
+        </m:r>
+        <m:r>
+          <m:t>0</m:t>
+        </m:r>
+      </m:oMath>
+      <w:r>
+        <w:t xml:space="preserve"> </w:t>
+      </w:r>
+      <w:r>
+        <w:t xml:space="preserve">group and 20 in the</w:t>
+      </w:r>
+      <w:r>
+        <w:t xml:space="preserve"> </w:t>
+      </w:r>
+      <m:oMath>
+        <m:r>
+          <m:t>L</m:t>
+        </m:r>
+        <m:r>
+          <m:rPr>
+            <m:sty m:val="p"/>
+          </m:rPr>
+          <m:t>=</m:t>
+        </m:r>
+        <m:r>
+          <m:t>1</m:t>
+        </m:r>
+      </m:oMath>
+      <w:r>
+        <w:t xml:space="preserve"> </w:t>
+      </w:r>
+      <w:r>
+        <w:t xml:space="preserve">group received treatment</w:t>
+      </w:r>
+      <w:r>
+        <w:t xml:space="preserve"> </w:t>
+      </w:r>
+      <m:oMath>
+        <m:r>
+          <m:t>A</m:t>
+        </m:r>
+        <m:r>
+          <m:rPr>
+            <m:sty m:val="p"/>
+          </m:rPr>
+          <m:t>=</m:t>
+        </m:r>
+        <m:r>
+          <m:t>1</m:t>
+        </m:r>
+      </m:oMath>
+      <w:r>
+        <w:t xml:space="preserve">.</w:t>
+      </w:r>
+    </w:p>
+    <w:p>
+      <w:pPr>
+        <w:pStyle w:val="BodyText"/>
+      </w:pPr>
+      <w:r>
+        <w:t xml:space="preserve">The probability of remaining uncensored varies across branches in the tree. For example:</w:t>
+      </w:r>
+    </w:p>
+    <w:p>
+      <w:pPr>
+        <w:pStyle w:val="Compact"/>
+        <w:numPr>
+          <w:ilvl w:val="0"/>
+          <w:numId w:val="1007"/>
+        </w:numPr>
+      </w:pPr>
+      <w:r>
+        <w:t xml:space="preserve">50% of individuals without heart disease assigned to wasabi (</w:t>
+      </w:r>
+      <m:oMath>
+        <m:r>
+          <m:t>L</m:t>
+        </m:r>
+        <m:r>
+          <m:rPr>
+            <m:sty m:val="p"/>
+          </m:rPr>
+          <m:t>=</m:t>
+        </m:r>
+        <m:r>
+          <m:t>0</m:t>
+        </m:r>
+        <m:r>
+          <m:rPr>
+            <m:sty m:val="p"/>
+          </m:rPr>
+          <m:t>,</m:t>
+        </m:r>
+        <m:r>
+          <m:t>A</m:t>
+        </m:r>
+        <m:r>
+          <m:rPr>
+            <m:sty m:val="p"/>
+          </m:rPr>
+          <m:t>=</m:t>
+        </m:r>
+        <m:r>
+          <m:t>1</m:t>
+        </m:r>
+      </m:oMath>
+      <w:r>
+        <w:t xml:space="preserve">) remained uncensored</w:t>
+      </w:r>
+    </w:p>
+    <w:p>
+      <w:pPr>
+        <w:pStyle w:val="Compact"/>
+        <w:numPr>
+          <w:ilvl w:val="0"/>
+          <w:numId w:val="1007"/>
+        </w:numPr>
+      </w:pPr>
+      <w:r>
+        <w:t xml:space="preserve">60% of individuals with heart disease assigned to no wasabi (</w:t>
+      </w:r>
+      <m:oMath>
+        <m:r>
+          <m:t>L</m:t>
+        </m:r>
+        <m:r>
+          <m:rPr>
+            <m:sty m:val="p"/>
+          </m:rPr>
+          <m:t>=</m:t>
+        </m:r>
+        <m:r>
+          <m:t>1</m:t>
+        </m:r>
+        <m:r>
+          <m:rPr>
+            <m:sty m:val="p"/>
+          </m:rPr>
+          <m:t>,</m:t>
+        </m:r>
+        <m:r>
+          <m:t>A</m:t>
+        </m:r>
+        <m:r>
+          <m:rPr>
+            <m:sty m:val="p"/>
+          </m:rPr>
+          <m:t>=</m:t>
+        </m:r>
+        <m:r>
+          <m:t>0</m:t>
+        </m:r>
+      </m:oMath>
+      <w:r>
+        <w:t xml:space="preserve">) remained uncensored</w:t>
+      </w:r>
+    </w:p>
+    <w:p>
+      <w:pPr>
+        <w:pStyle w:val="FirstParagraph"/>
+      </w:pPr>
+      <w:r>
+        <w:t xml:space="preserve">Look at the bottom of the tree. There are 20 individuals with heart disease (</w:t>
+      </w:r>
+      <m:oMath>
+        <m:r>
+          <m:t>L</m:t>
+        </m:r>
+        <m:r>
+          <m:rPr>
+            <m:sty m:val="p"/>
+          </m:rPr>
+          <m:t>=</m:t>
+        </m:r>
+        <m:r>
+          <m:t>1</m:t>
+        </m:r>
+      </m:oMath>
+      <w:r>
+        <w:t xml:space="preserve">) who were assigned to wasabi supplementation (</w:t>
+      </w:r>
+      <m:oMath>
+        <m:r>
+          <m:t>A</m:t>
+        </m:r>
+        <m:r>
+          <m:rPr>
+            <m:sty m:val="p"/>
+          </m:rPr>
+          <m:t>=</m:t>
+        </m:r>
+        <m:r>
+          <m:t>1</m:t>
+        </m:r>
+      </m:oMath>
+      <w:r>
+        <w:t xml:space="preserve">). Of these, 4 remained uncensored and 16 were lost to follow-up. The conditional probability of remaining uncensored in this group is</w:t>
+      </w:r>
+      <w:r>
+        <w:t xml:space="preserve"> </w:t>
+      </w:r>
+      <m:oMath>
+        <m:r>
+          <m:rPr>
+            <m:sty m:val="p"/>
+          </m:rPr>
+          <m:t>Pr</m:t>
+        </m:r>
+        <m:r>
+          <m:rPr>
+            <m:sty m:val="p"/>
+          </m:rPr>
+          <m:t>[</m:t>
+        </m:r>
+        <m:r>
+          <m:t>C</m:t>
+        </m:r>
+        <m:r>
+          <m:rPr>
+            <m:sty m:val="p"/>
+          </m:rPr>
+          <m:t>=</m:t>
+        </m:r>
+        <m:r>
+          <m:t>0</m:t>
+        </m:r>
+        <m:r>
+          <m:rPr>
+            <m:sty m:val="p"/>
+          </m:rPr>
+          <m:t>|</m:t>
+        </m:r>
+        <m:r>
+          <m:t>L</m:t>
+        </m:r>
+        <m:r>
+          <m:rPr>
+            <m:sty m:val="p"/>
+          </m:rPr>
+          <m:t>=</m:t>
+        </m:r>
+        <m:r>
+          <m:t>1</m:t>
+        </m:r>
+        <m:r>
+          <m:rPr>
+            <m:sty m:val="p"/>
+          </m:rPr>
+          <m:t>,</m:t>
+        </m:r>
+        <m:r>
+          <m:t>A</m:t>
+        </m:r>
+        <m:r>
+          <m:rPr>
+            <m:sty m:val="p"/>
+          </m:rPr>
+          <m:t>=</m:t>
+        </m:r>
+        <m:r>
+          <m:t>1</m:t>
+        </m:r>
+        <m:r>
+          <m:rPr>
+            <m:sty m:val="p"/>
+          </m:rPr>
+          <m:t>]</m:t>
+        </m:r>
+        <m:r>
+          <m:rPr>
+            <m:sty m:val="p"/>
+          </m:rPr>
+          <m:t>=</m:t>
+        </m:r>
+        <m:r>
+          <m:t>4</m:t>
+        </m:r>
+        <m:r>
+          <m:rPr>
+            <m:sty m:val="p"/>
+          </m:rPr>
+          <m:t>/</m:t>
+        </m:r>
+        <m:r>
+          <m:t>20</m:t>
+        </m:r>
+        <m:r>
+          <m:rPr>
+            <m:sty m:val="p"/>
+          </m:rPr>
+          <m:t>=</m:t>
+        </m:r>
+        <m:r>
+          <m:t>0.2</m:t>
+        </m:r>
+      </m:oMath>
+      <w:r>
+        <w:t xml:space="preserve">. In an IP-weighted analysis the 16 censored individuals receive a zero weight, whereas the 4 uncensored individuals each receive a weight of</w:t>
+      </w:r>
+      <w:r>
+        <w:t xml:space="preserve"> </w:t>
+      </w:r>
+      <m:oMath>
+        <m:r>
+          <m:t>5</m:t>
+        </m:r>
+        <m:r>
+          <m:rPr>
+            <m:sty m:val="p"/>
+          </m:rPr>
+          <m:t>=</m:t>
+        </m:r>
+        <m:r>
+          <m:t>1</m:t>
+        </m:r>
+        <m:r>
+          <m:rPr>
+            <m:sty m:val="p"/>
+          </m:rPr>
+          <m:t>/</m:t>
+        </m:r>
+        <m:r>
+          <m:t>0.2</m:t>
+        </m:r>
+      </m:oMath>
+      <w:r>
+        <w:t xml:space="preserve">—representing themselves and 4 others like them. IP weighting replaces the 20 original individuals by 5 copies of each of the 4 uncensored individuals.</w:t>
+      </w:r>
+    </w:p>
+    <w:p>
+      <w:pPr>
+        <w:pStyle w:val="BodyText"/>
+      </w:pPr>
+      <w:r>
+        <w:t xml:space="preserve">The same procedure can be repeated for all branches of the tree (Figure 8.11) to construct a pseudo-population of the same size as the original study population but in which nobody is lost to follow-up. The associational risk ratio in the pseudo-population is 1, the same as the causal risk ratio</w:t>
+      </w:r>
+      <w:r>
+        <w:t xml:space="preserve"> </w:t>
+      </w:r>
+      <m:oMath>
+        <m:r>
+          <m:rPr>
+            <m:sty m:val="p"/>
+          </m:rPr>
+          <m:t>Pr</m:t>
+        </m:r>
+        <m:r>
+          <m:rPr>
+            <m:sty m:val="p"/>
+          </m:rPr>
+          <m:t>[</m:t>
+        </m:r>
         <m:sSup>
           <m:e>
             <m:r>
@@ -4864,20 +6147,6 @@
             </m:r>
           </m:sup>
         </m:sSup>
-      </m:oMath>
-      <w:r>
-        <w:t xml:space="preserve"> </w:t>
-      </w:r>
-      <w:r>
-        <w:t xml:space="preserve">be an individual’s counterfactual outcome if they had received treatment</w:t>
-      </w:r>
-      <w:r>
-        <w:t xml:space="preserve"> </w:t>
-      </w:r>
-      <m:oMath>
-        <m:r>
-          <m:t>A</m:t>
-        </m:r>
         <m:r>
           <m:rPr>
             <m:sty m:val="p"/>
@@ -4887,37 +6156,30 @@
         <m:r>
           <m:t>1</m:t>
         </m:r>
-      </m:oMath>
-      <w:r>
-        <w:t xml:space="preserve"> </w:t>
-      </w:r>
-      <w:r>
-        <w:t xml:space="preserve">and had remained uncensored</w:t>
-      </w:r>
-      <w:r>
-        <w:t xml:space="preserve"> </w:t>
-      </w:r>
-      <m:oMath>
-        <m:r>
-          <m:t>C</m:t>
-        </m:r>
-        <m:r>
-          <m:rPr>
-            <m:sty m:val="p"/>
-          </m:rPr>
-          <m:t>=</m:t>
-        </m:r>
-        <m:r>
-          <m:t>0</m:t>
-        </m:r>
-      </m:oMath>
-      <w:r>
-        <w:t xml:space="preserve">. Similarly, let</w:t>
-      </w:r>
-      <w:r>
-        <w:t xml:space="preserve"> </w:t>
-      </w:r>
-      <m:oMath>
+        <m:r>
+          <m:rPr>
+            <m:sty m:val="p"/>
+          </m:rPr>
+          <m:t>]</m:t>
+        </m:r>
+        <m:r>
+          <m:rPr>
+            <m:sty m:val="p"/>
+          </m:rPr>
+          <m:t>/</m:t>
+        </m:r>
+        <m:r>
+          <m:rPr>
+            <m:sty m:val="p"/>
+          </m:rPr>
+          <m:t>Pr</m:t>
+        </m:r>
+        <m:r>
+          <m:rPr>
+            <m:sty m:val="p"/>
+          </m:rPr>
+          <m:t>[</m:t>
+        </m:r>
         <m:sSup>
           <m:e>
             <m:r>
@@ -4957,1219 +6219,6 @@
             </m:r>
           </m:sup>
         </m:sSup>
-      </m:oMath>
-      <w:r>
-        <w:t xml:space="preserve"> </w:t>
-      </w:r>
-      <w:r>
-        <w:t xml:space="preserve">be an individual’s counterfactual outcome if they had not received treatment</w:t>
-      </w:r>
-      <w:r>
-        <w:t xml:space="preserve"> </w:t>
-      </w:r>
-      <m:oMath>
-        <m:r>
-          <m:t>A</m:t>
-        </m:r>
-        <m:r>
-          <m:rPr>
-            <m:sty m:val="p"/>
-          </m:rPr>
-          <m:t>=</m:t>
-        </m:r>
-        <m:r>
-          <m:t>0</m:t>
-        </m:r>
-      </m:oMath>
-      <w:r>
-        <w:t xml:space="preserve"> </w:t>
-      </w:r>
-      <w:r>
-        <w:t xml:space="preserve">and had remained uncensored</w:t>
-      </w:r>
-      <w:r>
-        <w:t xml:space="preserve"> </w:t>
-      </w:r>
-      <m:oMath>
-        <m:r>
-          <m:t>C</m:t>
-        </m:r>
-        <m:r>
-          <m:rPr>
-            <m:sty m:val="p"/>
-          </m:rPr>
-          <m:t>=</m:t>
-        </m:r>
-        <m:r>
-          <m:t>0</m:t>
-        </m:r>
-      </m:oMath>
-      <w:r>
-        <w:t xml:space="preserve">. Our causal contrast of interest is:</w:t>
-      </w:r>
-    </w:p>
-    <w:p>
-      <w:pPr>
-        <w:pStyle w:val="BodyText"/>
-      </w:pPr>
-      <m:oMathPara>
-        <m:oMathParaPr>
-          <m:jc m:val="center"/>
-        </m:oMathParaPr>
-        <m:oMath>
-          <m:r>
-            <m:rPr>
-              <m:sty m:val="p"/>
-            </m:rPr>
-            <m:t>Pr</m:t>
-          </m:r>
-          <m:r>
-            <m:rPr>
-              <m:sty m:val="p"/>
-            </m:rPr>
-            <m:t>[</m:t>
-          </m:r>
-          <m:sSup>
-            <m:e>
-              <m:r>
-                <m:t>Y</m:t>
-              </m:r>
-            </m:e>
-            <m:sup>
-              <m:r>
-                <m:t>a</m:t>
-              </m:r>
-              <m:r>
-                <m:rPr>
-                  <m:sty m:val="p"/>
-                </m:rPr>
-                <m:t>=</m:t>
-              </m:r>
-              <m:r>
-                <m:t>1</m:t>
-              </m:r>
-              <m:r>
-                <m:rPr>
-                  <m:sty m:val="p"/>
-                </m:rPr>
-                <m:t>,</m:t>
-              </m:r>
-              <m:r>
-                <m:t>c</m:t>
-              </m:r>
-              <m:r>
-                <m:rPr>
-                  <m:sty m:val="p"/>
-                </m:rPr>
-                <m:t>=</m:t>
-              </m:r>
-              <m:r>
-                <m:t>0</m:t>
-              </m:r>
-            </m:sup>
-          </m:sSup>
-          <m:r>
-            <m:rPr>
-              <m:sty m:val="p"/>
-            </m:rPr>
-            <m:t>=</m:t>
-          </m:r>
-          <m:r>
-            <m:t>1</m:t>
-          </m:r>
-          <m:r>
-            <m:rPr>
-              <m:sty m:val="p"/>
-            </m:rPr>
-            <m:t>]</m:t>
-          </m:r>
-          <m:r>
-            <m:t> </m:t>
-          </m:r>
-          <m:r>
-            <m:rPr>
-              <m:nor/>
-              <m:sty m:val="p"/>
-            </m:rPr>
-            <m:t>versus</m:t>
-          </m:r>
-          <m:r>
-            <m:t> </m:t>
-          </m:r>
-          <m:r>
-            <m:rPr>
-              <m:sty m:val="p"/>
-            </m:rPr>
-            <m:t>Pr</m:t>
-          </m:r>
-          <m:r>
-            <m:rPr>
-              <m:sty m:val="p"/>
-            </m:rPr>
-            <m:t>[</m:t>
-          </m:r>
-          <m:sSup>
-            <m:e>
-              <m:r>
-                <m:t>Y</m:t>
-              </m:r>
-            </m:e>
-            <m:sup>
-              <m:r>
-                <m:t>a</m:t>
-              </m:r>
-              <m:r>
-                <m:rPr>
-                  <m:sty m:val="p"/>
-                </m:rPr>
-                <m:t>=</m:t>
-              </m:r>
-              <m:r>
-                <m:t>0</m:t>
-              </m:r>
-              <m:r>
-                <m:rPr>
-                  <m:sty m:val="p"/>
-                </m:rPr>
-                <m:t>,</m:t>
-              </m:r>
-              <m:r>
-                <m:t>c</m:t>
-              </m:r>
-              <m:r>
-                <m:rPr>
-                  <m:sty m:val="p"/>
-                </m:rPr>
-                <m:t>=</m:t>
-              </m:r>
-              <m:r>
-                <m:t>0</m:t>
-              </m:r>
-            </m:sup>
-          </m:sSup>
-          <m:r>
-            <m:rPr>
-              <m:sty m:val="p"/>
-            </m:rPr>
-            <m:t>=</m:t>
-          </m:r>
-          <m:r>
-            <m:t>1</m:t>
-          </m:r>
-          <m:r>
-            <m:rPr>
-              <m:sty m:val="p"/>
-            </m:rPr>
-            <m:t>]</m:t>
-          </m:r>
-        </m:oMath>
-      </m:oMathPara>
-    </w:p>
-    <w:p>
-      <w:pPr>
-        <w:pStyle w:val="FirstParagraph"/>
-      </w:pPr>
-      <w:r>
-        <w:t xml:space="preserve">By conceptualizing the causal contrast of interest in terms of</w:t>
-      </w:r>
-      <w:r>
-        <w:t xml:space="preserve"> </w:t>
-      </w:r>
-      <m:oMath>
-        <m:sSup>
-          <m:e>
-            <m:r>
-              <m:t>Y</m:t>
-            </m:r>
-          </m:e>
-          <m:sup>
-            <m:r>
-              <m:t>a</m:t>
-            </m:r>
-            <m:r>
-              <m:rPr>
-                <m:sty m:val="p"/>
-              </m:rPr>
-              <m:t>,</m:t>
-            </m:r>
-            <m:r>
-              <m:t>c</m:t>
-            </m:r>
-            <m:r>
-              <m:rPr>
-                <m:sty m:val="p"/>
-              </m:rPr>
-              <m:t>=</m:t>
-            </m:r>
-            <m:r>
-              <m:t>0</m:t>
-            </m:r>
-          </m:sup>
-        </m:sSup>
-      </m:oMath>
-      <w:r>
-        <w:t xml:space="preserve">, we can think of censoring</w:t>
-      </w:r>
-      <w:r>
-        <w:t xml:space="preserve"> </w:t>
-      </w:r>
-      <m:oMath>
-        <m:r>
-          <m:t>C</m:t>
-        </m:r>
-      </m:oMath>
-      <w:r>
-        <w:t xml:space="preserve"> </w:t>
-      </w:r>
-      <w:r>
-        <w:t xml:space="preserve">as just another treatment. The goal of the analysis is to compute the causal effect of a joint intervention on</w:t>
-      </w:r>
-      <w:r>
-        <w:t xml:space="preserve"> </w:t>
-      </w:r>
-      <m:oMath>
-        <m:r>
-          <m:t>A</m:t>
-        </m:r>
-      </m:oMath>
-      <w:r>
-        <w:t xml:space="preserve"> </w:t>
-      </w:r>
-      <w:r>
-        <w:t xml:space="preserve">and</w:t>
-      </w:r>
-      <w:r>
-        <w:t xml:space="preserve"> </w:t>
-      </w:r>
-      <m:oMath>
-        <m:r>
-          <m:t>C</m:t>
-        </m:r>
-      </m:oMath>
-      <w:r>
-        <w:t xml:space="preserve">. To eliminate selection bias for the effect of treatment</w:t>
-      </w:r>
-      <w:r>
-        <w:t xml:space="preserve"> </w:t>
-      </w:r>
-      <m:oMath>
-        <m:r>
-          <m:t>A</m:t>
-        </m:r>
-      </m:oMath>
-      <w:r>
-        <w:t xml:space="preserve">, we need to adjust for confounding for the effect of treatment</w:t>
-      </w:r>
-      <w:r>
-        <w:t xml:space="preserve"> </w:t>
-      </w:r>
-      <m:oMath>
-        <m:r>
-          <m:t>C</m:t>
-        </m:r>
-      </m:oMath>
-      <w:r>
-        <w:t xml:space="preserve">.</w:t>
-      </w:r>
-    </w:p>
-    <w:p>
-      <w:pPr>
-        <w:pStyle w:val="BodyText"/>
-      </w:pPr>
-      <w:r>
-        <w:t xml:space="preserve">Since censoring</w:t>
-      </w:r>
-      <w:r>
-        <w:t xml:space="preserve"> </w:t>
-      </w:r>
-      <m:oMath>
-        <m:r>
-          <m:t>C</m:t>
-        </m:r>
-      </m:oMath>
-      <w:r>
-        <w:t xml:space="preserve"> </w:t>
-      </w:r>
-      <w:r>
-        <w:t xml:space="preserve">is now viewed as a treatment, we need to ensure that the identifiability conditions of exchangeability, positivity, and consistency hold for</w:t>
-      </w:r>
-      <w:r>
-        <w:t xml:space="preserve"> </w:t>
-      </w:r>
-      <m:oMath>
-        <m:r>
-          <m:t>C</m:t>
-        </m:r>
-      </m:oMath>
-      <w:r>
-        <w:t xml:space="preserve"> </w:t>
-      </w:r>
-      <w:r>
-        <w:t xml:space="preserve">as well as for</w:t>
-      </w:r>
-      <w:r>
-        <w:t xml:space="preserve"> </w:t>
-      </w:r>
-      <m:oMath>
-        <m:r>
-          <m:t>A</m:t>
-        </m:r>
-      </m:oMath>
-      <w:r>
-        <w:t xml:space="preserve">, and use analytical methods appropriate to both.</w:t>
-      </w:r>
-    </w:p>
-    <w:bookmarkEnd w:id="23"/>
-    <w:bookmarkEnd w:id="24"/>
-    <w:bookmarkStart w:id="29" w:name="X6e9cca7c0ff3f36d8761d02ba3f3fbbb6c7ce16"/>
-    <w:p>
-      <w:pPr>
-        <w:pStyle w:val="Heading2"/>
-      </w:pPr>
-      <w:r>
-        <w:t xml:space="preserve">5 8.5 How to Adjust for Selection Bias (pp. 113-115)</w:t>
-      </w:r>
-    </w:p>
-    <w:p>
-      <w:r>
-        <w:pict>
-          <v:rect style="width:0;height:1.5pt" o:hralign="center" o:hrstd="t" o:hr="t"/>
-        </w:pict>
-      </w:r>
-    </w:p>
-    <w:p>
-      <w:pPr>
-        <w:pStyle w:val="FirstParagraph"/>
-      </w:pPr>
-      <w:r>
-        <w:t xml:space="preserve">Though selection bias can sometimes be avoided by an adequate design (see Fine Point 8.1), it is often unavoidable. Loss to follow-up, self-selection, and missing data leading to bias can occur no matter how careful the investigator. In those cases, the selection bias needs to be explicitly corrected in the analysis.</w:t>
-      </w:r>
-    </w:p>
-    <w:bookmarkStart w:id="25" w:name="X0b7b1cc7f0d0ad653c82dfef390accd097dc66c"/>
-    <w:p>
-      <w:pPr>
-        <w:pStyle w:val="Heading3"/>
-      </w:pPr>
-      <w:r>
-        <w:t xml:space="preserve">5.1 Inverse Probability Weighting for Selection Bias</w:t>
-      </w:r>
-    </w:p>
-    <w:p>
-      <w:pPr>
-        <w:pStyle w:val="FirstParagraph"/>
-      </w:pPr>
-      <w:r>
-        <w:t xml:space="preserve">This correction can sometimes be accomplished by IP weighting (or by standardization), which is based on assigning a weight</w:t>
-      </w:r>
-      <w:r>
-        <w:t xml:space="preserve"> </w:t>
-      </w:r>
-      <m:oMath>
-        <m:sSup>
-          <m:e>
-            <m:r>
-              <m:t>W</m:t>
-            </m:r>
-          </m:e>
-          <m:sup>
-            <m:r>
-              <m:t>C</m:t>
-            </m:r>
-          </m:sup>
-        </m:sSup>
-      </m:oMath>
-      <w:r>
-        <w:t xml:space="preserve"> </w:t>
-      </w:r>
-      <w:r>
-        <w:t xml:space="preserve">to each selected individual (</w:t>
-      </w:r>
-      <m:oMath>
-        <m:r>
-          <m:t>C</m:t>
-        </m:r>
-        <m:r>
-          <m:rPr>
-            <m:sty m:val="p"/>
-          </m:rPr>
-          <m:t>=</m:t>
-        </m:r>
-        <m:r>
-          <m:t>0</m:t>
-        </m:r>
-      </m:oMath>
-      <w:r>
-        <w:t xml:space="preserve">) so that she accounts in the analysis not only for herself, but also for those like her—with the same values of</w:t>
-      </w:r>
-      <w:r>
-        <w:t xml:space="preserve"> </w:t>
-      </w:r>
-      <m:oMath>
-        <m:r>
-          <m:t>L</m:t>
-        </m:r>
-      </m:oMath>
-      <w:r>
-        <w:t xml:space="preserve"> </w:t>
-      </w:r>
-      <w:r>
-        <w:t xml:space="preserve">and</w:t>
-      </w:r>
-      <w:r>
-        <w:t xml:space="preserve"> </w:t>
-      </w:r>
-      <m:oMath>
-        <m:r>
-          <m:t>A</m:t>
-        </m:r>
-      </m:oMath>
-      <w:r>
-        <w:t xml:space="preserve">—who were not selected (</w:t>
-      </w:r>
-      <m:oMath>
-        <m:r>
-          <m:t>C</m:t>
-        </m:r>
-        <m:r>
-          <m:rPr>
-            <m:sty m:val="p"/>
-          </m:rPr>
-          <m:t>=</m:t>
-        </m:r>
-        <m:r>
-          <m:t>1</m:t>
-        </m:r>
-      </m:oMath>
-      <w:r>
-        <w:t xml:space="preserve">). The IP weight</w:t>
-      </w:r>
-      <w:r>
-        <w:t xml:space="preserve"> </w:t>
-      </w:r>
-      <m:oMath>
-        <m:sSup>
-          <m:e>
-            <m:r>
-              <m:t>W</m:t>
-            </m:r>
-          </m:e>
-          <m:sup>
-            <m:r>
-              <m:t>C</m:t>
-            </m:r>
-          </m:sup>
-        </m:sSup>
-      </m:oMath>
-      <w:r>
-        <w:t xml:space="preserve"> </w:t>
-      </w:r>
-      <w:r>
-        <w:t xml:space="preserve">is the inverse of the probability of her selection</w:t>
-      </w:r>
-      <w:r>
-        <w:t xml:space="preserve"> </w:t>
-      </w:r>
-      <m:oMath>
-        <m:r>
-          <m:rPr>
-            <m:sty m:val="p"/>
-          </m:rPr>
-          <m:t>Pr</m:t>
-        </m:r>
-        <m:r>
-          <m:rPr>
-            <m:sty m:val="p"/>
-          </m:rPr>
-          <m:t>[</m:t>
-        </m:r>
-        <m:r>
-          <m:t>C</m:t>
-        </m:r>
-        <m:r>
-          <m:rPr>
-            <m:sty m:val="p"/>
-          </m:rPr>
-          <m:t>=</m:t>
-        </m:r>
-        <m:r>
-          <m:t>0</m:t>
-        </m:r>
-        <m:r>
-          <m:rPr>
-            <m:sty m:val="p"/>
-          </m:rPr>
-          <m:t>|</m:t>
-        </m:r>
-        <m:r>
-          <m:t>L</m:t>
-        </m:r>
-        <m:r>
-          <m:rPr>
-            <m:sty m:val="p"/>
-          </m:rPr>
-          <m:t>,</m:t>
-        </m:r>
-        <m:r>
-          <m:t>A</m:t>
-        </m:r>
-        <m:r>
-          <m:rPr>
-            <m:sty m:val="p"/>
-          </m:rPr>
-          <m:t>]</m:t>
-        </m:r>
-      </m:oMath>
-      <w:r>
-        <w:t xml:space="preserve">:</w:t>
-      </w:r>
-    </w:p>
-    <w:p>
-      <w:pPr>
-        <w:pStyle w:val="BodyText"/>
-      </w:pPr>
-      <m:oMathPara>
-        <m:oMathParaPr>
-          <m:jc m:val="center"/>
-        </m:oMathParaPr>
-        <m:oMath>
-          <m:sSup>
-            <m:e>
-              <m:r>
-                <m:t>W</m:t>
-              </m:r>
-            </m:e>
-            <m:sup>
-              <m:r>
-                <m:t>C</m:t>
-              </m:r>
-            </m:sup>
-          </m:sSup>
-          <m:r>
-            <m:rPr>
-              <m:sty m:val="p"/>
-            </m:rPr>
-            <m:t>=</m:t>
-          </m:r>
-          <m:f>
-            <m:fPr>
-              <m:type m:val="bar"/>
-            </m:fPr>
-            <m:num>
-              <m:r>
-                <m:t>1</m:t>
-              </m:r>
-            </m:num>
-            <m:den>
-              <m:r>
-                <m:rPr>
-                  <m:sty m:val="p"/>
-                </m:rPr>
-                <m:t>Pr</m:t>
-              </m:r>
-              <m:r>
-                <m:rPr>
-                  <m:sty m:val="p"/>
-                </m:rPr>
-                <m:t>[</m:t>
-              </m:r>
-              <m:r>
-                <m:t>C</m:t>
-              </m:r>
-              <m:r>
-                <m:rPr>
-                  <m:sty m:val="p"/>
-                </m:rPr>
-                <m:t>=</m:t>
-              </m:r>
-              <m:r>
-                <m:t>0</m:t>
-              </m:r>
-              <m:r>
-                <m:rPr>
-                  <m:sty m:val="p"/>
-                </m:rPr>
-                <m:t>∣</m:t>
-              </m:r>
-              <m:r>
-                <m:t>L</m:t>
-              </m:r>
-              <m:r>
-                <m:rPr>
-                  <m:sty m:val="p"/>
-                </m:rPr>
-                <m:t>,</m:t>
-              </m:r>
-              <m:r>
-                <m:t>A</m:t>
-              </m:r>
-              <m:r>
-                <m:rPr>
-                  <m:sty m:val="p"/>
-                </m:rPr>
-                <m:t>]</m:t>
-              </m:r>
-            </m:den>
-          </m:f>
-        </m:oMath>
-      </m:oMathPara>
-    </w:p>
-    <w:bookmarkEnd w:id="25"/>
-    <w:bookmarkStart w:id="26" w:name="X584811cb6267e4341d1273cdafcc126a9ca7447"/>
-    <w:p>
-      <w:pPr>
-        <w:pStyle w:val="Heading3"/>
-      </w:pPr>
-      <w:r>
-        <w:t xml:space="preserve">5.2 The Wasabi Trial: IP Weighting in Practice</w:t>
-      </w:r>
-    </w:p>
-    <w:p>
-      <w:pPr>
-        <w:pStyle w:val="FirstParagraph"/>
-      </w:pPr>
-      <w:r>
-        <w:t xml:space="preserve">Consider again the wasabi randomized trial. The tree graph in Figure 8.10 presents the trial data. Of the 60 individuals in the trial, 40 had (</w:t>
-      </w:r>
-      <m:oMath>
-        <m:r>
-          <m:t>L</m:t>
-        </m:r>
-        <m:r>
-          <m:rPr>
-            <m:sty m:val="p"/>
-          </m:rPr>
-          <m:t>=</m:t>
-        </m:r>
-        <m:r>
-          <m:t>1</m:t>
-        </m:r>
-      </m:oMath>
-      <w:r>
-        <w:t xml:space="preserve">) and 20 did not have (</w:t>
-      </w:r>
-      <m:oMath>
-        <m:r>
-          <m:t>L</m:t>
-        </m:r>
-        <m:r>
-          <m:rPr>
-            <m:sty m:val="p"/>
-          </m:rPr>
-          <m:t>=</m:t>
-        </m:r>
-        <m:r>
-          <m:t>0</m:t>
-        </m:r>
-      </m:oMath>
-      <w:r>
-        <w:t xml:space="preserve">) heart disease at the time of randomization. Regardless of their</w:t>
-      </w:r>
-      <w:r>
-        <w:t xml:space="preserve"> </w:t>
-      </w:r>
-      <m:oMath>
-        <m:r>
-          <m:t>L</m:t>
-        </m:r>
-      </m:oMath>
-      <w:r>
-        <w:t xml:space="preserve"> </w:t>
-      </w:r>
-      <w:r>
-        <w:t xml:space="preserve">status, all individuals had a 50/50 chance of being assigned to wasabi supplementation (</w:t>
-      </w:r>
-      <m:oMath>
-        <m:r>
-          <m:t>A</m:t>
-        </m:r>
-        <m:r>
-          <m:rPr>
-            <m:sty m:val="p"/>
-          </m:rPr>
-          <m:t>=</m:t>
-        </m:r>
-        <m:r>
-          <m:t>1</m:t>
-        </m:r>
-      </m:oMath>
-      <w:r>
-        <w:t xml:space="preserve">). Thus 10 individuals in the</w:t>
-      </w:r>
-      <w:r>
-        <w:t xml:space="preserve"> </w:t>
-      </w:r>
-      <m:oMath>
-        <m:r>
-          <m:t>L</m:t>
-        </m:r>
-        <m:r>
-          <m:rPr>
-            <m:sty m:val="p"/>
-          </m:rPr>
-          <m:t>=</m:t>
-        </m:r>
-        <m:r>
-          <m:t>0</m:t>
-        </m:r>
-      </m:oMath>
-      <w:r>
-        <w:t xml:space="preserve"> </w:t>
-      </w:r>
-      <w:r>
-        <w:t xml:space="preserve">group and 20 in the</w:t>
-      </w:r>
-      <w:r>
-        <w:t xml:space="preserve"> </w:t>
-      </w:r>
-      <m:oMath>
-        <m:r>
-          <m:t>L</m:t>
-        </m:r>
-        <m:r>
-          <m:rPr>
-            <m:sty m:val="p"/>
-          </m:rPr>
-          <m:t>=</m:t>
-        </m:r>
-        <m:r>
-          <m:t>1</m:t>
-        </m:r>
-      </m:oMath>
-      <w:r>
-        <w:t xml:space="preserve"> </w:t>
-      </w:r>
-      <w:r>
-        <w:t xml:space="preserve">group received treatment</w:t>
-      </w:r>
-      <w:r>
-        <w:t xml:space="preserve"> </w:t>
-      </w:r>
-      <m:oMath>
-        <m:r>
-          <m:t>A</m:t>
-        </m:r>
-        <m:r>
-          <m:rPr>
-            <m:sty m:val="p"/>
-          </m:rPr>
-          <m:t>=</m:t>
-        </m:r>
-        <m:r>
-          <m:t>1</m:t>
-        </m:r>
-      </m:oMath>
-      <w:r>
-        <w:t xml:space="preserve">.</w:t>
-      </w:r>
-    </w:p>
-    <w:p>
-      <w:pPr>
-        <w:pStyle w:val="BodyText"/>
-      </w:pPr>
-      <w:r>
-        <w:t xml:space="preserve">The probability of remaining uncensored varies across branches in the tree. For example:</w:t>
-      </w:r>
-    </w:p>
-    <w:p>
-      <w:pPr>
-        <w:pStyle w:val="Compact"/>
-        <w:numPr>
-          <w:ilvl w:val="0"/>
-          <w:numId w:val="1007"/>
-        </w:numPr>
-      </w:pPr>
-      <w:r>
-        <w:t xml:space="preserve">50% of individuals without heart disease assigned to wasabi (</w:t>
-      </w:r>
-      <m:oMath>
-        <m:r>
-          <m:t>L</m:t>
-        </m:r>
-        <m:r>
-          <m:rPr>
-            <m:sty m:val="p"/>
-          </m:rPr>
-          <m:t>=</m:t>
-        </m:r>
-        <m:r>
-          <m:t>0</m:t>
-        </m:r>
-        <m:r>
-          <m:rPr>
-            <m:sty m:val="p"/>
-          </m:rPr>
-          <m:t>,</m:t>
-        </m:r>
-        <m:r>
-          <m:t>A</m:t>
-        </m:r>
-        <m:r>
-          <m:rPr>
-            <m:sty m:val="p"/>
-          </m:rPr>
-          <m:t>=</m:t>
-        </m:r>
-        <m:r>
-          <m:t>1</m:t>
-        </m:r>
-      </m:oMath>
-      <w:r>
-        <w:t xml:space="preserve">) remained uncensored</w:t>
-      </w:r>
-    </w:p>
-    <w:p>
-      <w:pPr>
-        <w:pStyle w:val="Compact"/>
-        <w:numPr>
-          <w:ilvl w:val="0"/>
-          <w:numId w:val="1007"/>
-        </w:numPr>
-      </w:pPr>
-      <w:r>
-        <w:t xml:space="preserve">60% of individuals with heart disease assigned to no wasabi (</w:t>
-      </w:r>
-      <m:oMath>
-        <m:r>
-          <m:t>L</m:t>
-        </m:r>
-        <m:r>
-          <m:rPr>
-            <m:sty m:val="p"/>
-          </m:rPr>
-          <m:t>=</m:t>
-        </m:r>
-        <m:r>
-          <m:t>1</m:t>
-        </m:r>
-        <m:r>
-          <m:rPr>
-            <m:sty m:val="p"/>
-          </m:rPr>
-          <m:t>,</m:t>
-        </m:r>
-        <m:r>
-          <m:t>A</m:t>
-        </m:r>
-        <m:r>
-          <m:rPr>
-            <m:sty m:val="p"/>
-          </m:rPr>
-          <m:t>=</m:t>
-        </m:r>
-        <m:r>
-          <m:t>0</m:t>
-        </m:r>
-      </m:oMath>
-      <w:r>
-        <w:t xml:space="preserve">) remained uncensored</w:t>
-      </w:r>
-    </w:p>
-    <w:p>
-      <w:pPr>
-        <w:pStyle w:val="FirstParagraph"/>
-      </w:pPr>
-      <w:r>
-        <w:t xml:space="preserve">Look at the bottom of the tree. There are 20 individuals with heart disease (</w:t>
-      </w:r>
-      <m:oMath>
-        <m:r>
-          <m:t>L</m:t>
-        </m:r>
-        <m:r>
-          <m:rPr>
-            <m:sty m:val="p"/>
-          </m:rPr>
-          <m:t>=</m:t>
-        </m:r>
-        <m:r>
-          <m:t>1</m:t>
-        </m:r>
-      </m:oMath>
-      <w:r>
-        <w:t xml:space="preserve">) who were assigned to wasabi supplementation (</w:t>
-      </w:r>
-      <m:oMath>
-        <m:r>
-          <m:t>A</m:t>
-        </m:r>
-        <m:r>
-          <m:rPr>
-            <m:sty m:val="p"/>
-          </m:rPr>
-          <m:t>=</m:t>
-        </m:r>
-        <m:r>
-          <m:t>1</m:t>
-        </m:r>
-      </m:oMath>
-      <w:r>
-        <w:t xml:space="preserve">). Of these, 4 remained uncensored and 16 were lost to follow-up. The conditional probability of remaining uncensored in this group is</w:t>
-      </w:r>
-      <w:r>
-        <w:t xml:space="preserve"> </w:t>
-      </w:r>
-      <m:oMath>
-        <m:r>
-          <m:rPr>
-            <m:sty m:val="p"/>
-          </m:rPr>
-          <m:t>Pr</m:t>
-        </m:r>
-        <m:r>
-          <m:rPr>
-            <m:sty m:val="p"/>
-          </m:rPr>
-          <m:t>[</m:t>
-        </m:r>
-        <m:r>
-          <m:t>C</m:t>
-        </m:r>
-        <m:r>
-          <m:rPr>
-            <m:sty m:val="p"/>
-          </m:rPr>
-          <m:t>=</m:t>
-        </m:r>
-        <m:r>
-          <m:t>0</m:t>
-        </m:r>
-        <m:r>
-          <m:rPr>
-            <m:sty m:val="p"/>
-          </m:rPr>
-          <m:t>|</m:t>
-        </m:r>
-        <m:r>
-          <m:t>L</m:t>
-        </m:r>
-        <m:r>
-          <m:rPr>
-            <m:sty m:val="p"/>
-          </m:rPr>
-          <m:t>=</m:t>
-        </m:r>
-        <m:r>
-          <m:t>1</m:t>
-        </m:r>
-        <m:r>
-          <m:rPr>
-            <m:sty m:val="p"/>
-          </m:rPr>
-          <m:t>,</m:t>
-        </m:r>
-        <m:r>
-          <m:t>A</m:t>
-        </m:r>
-        <m:r>
-          <m:rPr>
-            <m:sty m:val="p"/>
-          </m:rPr>
-          <m:t>=</m:t>
-        </m:r>
-        <m:r>
-          <m:t>1</m:t>
-        </m:r>
-        <m:r>
-          <m:rPr>
-            <m:sty m:val="p"/>
-          </m:rPr>
-          <m:t>]</m:t>
-        </m:r>
-        <m:r>
-          <m:rPr>
-            <m:sty m:val="p"/>
-          </m:rPr>
-          <m:t>=</m:t>
-        </m:r>
-        <m:r>
-          <m:t>4</m:t>
-        </m:r>
-        <m:r>
-          <m:rPr>
-            <m:sty m:val="p"/>
-          </m:rPr>
-          <m:t>/</m:t>
-        </m:r>
-        <m:r>
-          <m:t>20</m:t>
-        </m:r>
-        <m:r>
-          <m:rPr>
-            <m:sty m:val="p"/>
-          </m:rPr>
-          <m:t>=</m:t>
-        </m:r>
-        <m:r>
-          <m:t>0.2</m:t>
-        </m:r>
-      </m:oMath>
-      <w:r>
-        <w:t xml:space="preserve">. In an IP-weighted analysis the 16 censored individuals receive a zero weight, whereas the 4 uncensored individuals each receive a weight of</w:t>
-      </w:r>
-      <w:r>
-        <w:t xml:space="preserve"> </w:t>
-      </w:r>
-      <m:oMath>
-        <m:r>
-          <m:t>5</m:t>
-        </m:r>
-        <m:r>
-          <m:rPr>
-            <m:sty m:val="p"/>
-          </m:rPr>
-          <m:t>=</m:t>
-        </m:r>
-        <m:r>
-          <m:t>1</m:t>
-        </m:r>
-        <m:r>
-          <m:rPr>
-            <m:sty m:val="p"/>
-          </m:rPr>
-          <m:t>/</m:t>
-        </m:r>
-        <m:r>
-          <m:t>0.2</m:t>
-        </m:r>
-      </m:oMath>
-      <w:r>
-        <w:t xml:space="preserve">—representing themselves and 4 others like them. IP weighting replaces the 20 original individuals by 5 copies of each of the 4 uncensored individuals.</w:t>
-      </w:r>
-    </w:p>
-    <w:p>
-      <w:pPr>
-        <w:pStyle w:val="BodyText"/>
-      </w:pPr>
-      <w:r>
-        <w:t xml:space="preserve">The same procedure can be repeated for all branches of the tree (Figure 8.11) to construct a pseudo-population of the same size as the original study population but in which nobody is lost to follow-up. The associational risk ratio in the pseudo-population is 1, the same as the causal risk ratio</w:t>
-      </w:r>
-      <w:r>
-        <w:t xml:space="preserve"> </w:t>
-      </w:r>
-      <m:oMath>
-        <m:r>
-          <m:rPr>
-            <m:sty m:val="p"/>
-          </m:rPr>
-          <m:t>Pr</m:t>
-        </m:r>
-        <m:r>
-          <m:rPr>
-            <m:sty m:val="p"/>
-          </m:rPr>
-          <m:t>[</m:t>
-        </m:r>
-        <m:sSup>
-          <m:e>
-            <m:r>
-              <m:t>Y</m:t>
-            </m:r>
-          </m:e>
-          <m:sup>
-            <m:r>
-              <m:t>a</m:t>
-            </m:r>
-            <m:r>
-              <m:rPr>
-                <m:sty m:val="p"/>
-              </m:rPr>
-              <m:t>=</m:t>
-            </m:r>
-            <m:r>
-              <m:t>1</m:t>
-            </m:r>
-            <m:r>
-              <m:rPr>
-                <m:sty m:val="p"/>
-              </m:rPr>
-              <m:t>,</m:t>
-            </m:r>
-            <m:r>
-              <m:t>c</m:t>
-            </m:r>
-            <m:r>
-              <m:rPr>
-                <m:sty m:val="p"/>
-              </m:rPr>
-              <m:t>=</m:t>
-            </m:r>
-            <m:r>
-              <m:t>0</m:t>
-            </m:r>
-          </m:sup>
-        </m:sSup>
-        <m:r>
-          <m:rPr>
-            <m:sty m:val="p"/>
-          </m:rPr>
-          <m:t>=</m:t>
-        </m:r>
-        <m:r>
-          <m:t>1</m:t>
-        </m:r>
-        <m:r>
-          <m:rPr>
-            <m:sty m:val="p"/>
-          </m:rPr>
-          <m:t>]</m:t>
-        </m:r>
-        <m:r>
-          <m:rPr>
-            <m:sty m:val="p"/>
-          </m:rPr>
-          <m:t>/</m:t>
-        </m:r>
-        <m:r>
-          <m:rPr>
-            <m:sty m:val="p"/>
-          </m:rPr>
-          <m:t>Pr</m:t>
-        </m:r>
-        <m:r>
-          <m:rPr>
-            <m:sty m:val="p"/>
-          </m:rPr>
-          <m:t>[</m:t>
-        </m:r>
-        <m:sSup>
-          <m:e>
-            <m:r>
-              <m:t>Y</m:t>
-            </m:r>
-          </m:e>
-          <m:sup>
-            <m:r>
-              <m:t>a</m:t>
-            </m:r>
-            <m:r>
-              <m:rPr>
-                <m:sty m:val="p"/>
-              </m:rPr>
-              <m:t>=</m:t>
-            </m:r>
-            <m:r>
-              <m:t>0</m:t>
-            </m:r>
-            <m:r>
-              <m:rPr>
-                <m:sty m:val="p"/>
-              </m:rPr>
-              <m:t>,</m:t>
-            </m:r>
-            <m:r>
-              <m:t>c</m:t>
-            </m:r>
-            <m:r>
-              <m:rPr>
-                <m:sty m:val="p"/>
-              </m:rPr>
-              <m:t>=</m:t>
-            </m:r>
-            <m:r>
-              <m:t>0</m:t>
-            </m:r>
-          </m:sup>
-        </m:sSup>
         <m:r>
           <m:rPr>
             <m:sty m:val="p"/>
@@ -6387,8 +6436,8 @@
         <w:t xml:space="preserve">adjusts for selection bias.</w:t>
       </w:r>
     </w:p>
-    <w:bookmarkEnd w:id="26"/>
-    <w:bookmarkStart w:id="27" w:name="Xc0b4878e15a87d693d57e660d757d90b822007c"/>
+    <w:bookmarkEnd w:id="27"/>
+    <w:bookmarkStart w:id="28" w:name="Xc0b4878e15a87d693d57e660d757d90b822007c"/>
     <w:p>
       <w:pPr>
         <w:pStyle w:val="Heading3"/>
@@ -6686,8 +6735,8 @@
         <w:t xml:space="preserve">is the same as in the original population. This is relatively well defined when censoring is the result of loss to follow-up or nonresponse, but may be problematic when censoring is defined as the occurrence of a competing event (such as death from causes other than the outcome of interest).</w:t>
       </w:r>
     </w:p>
-    <w:bookmarkEnd w:id="27"/>
-    <w:bookmarkStart w:id="28" w:name="stratification-vs.-ip-weighting"/>
+    <w:bookmarkEnd w:id="28"/>
+    <w:bookmarkStart w:id="29" w:name="stratification-vs.-ip-weighting"/>
     <w:p>
       <w:pPr>
         <w:pStyle w:val="Heading3"/>
@@ -7098,9 +7147,9 @@
         <w:t xml:space="preserve">This is the first time we discuss a situation in which stratification cannot be used to validly compute the causal effect of treatment, even if the three conditions of exchangeability, positivity, and consistency hold. We will discuss other situations with a similar structure in Part III when considering the effect of time-varying treatments.</w:t>
       </w:r>
     </w:p>
-    <w:bookmarkEnd w:id="28"/>
     <w:bookmarkEnd w:id="29"/>
-    <w:bookmarkStart w:id="35" w:name="selection-without-bias-pp.-115-116"/>
+    <w:bookmarkEnd w:id="30"/>
+    <w:bookmarkStart w:id="36" w:name="selection-without-bias-pp.-115-116"/>
     <w:p>
       <w:pPr>
         <w:pStyle w:val="Heading2"/>
@@ -7326,7 +7375,7 @@
         <w:t xml:space="preserve">.</w:t>
       </w:r>
     </w:p>
-    <w:bookmarkStart w:id="34" w:name="Xcbd77d170a8b6e7c51d65058bc2e19846ae6ade"/>
+    <w:bookmarkStart w:id="35" w:name="Xcbd77d170a8b6e7c51d65058bc2e19846ae6ade"/>
     <w:p>
       <w:pPr>
         <w:pStyle w:val="Heading3"/>
@@ -8442,12 +8491,12 @@
                 <wp:inline>
                   <wp:extent cx="152400" cy="152400"/>
                   <wp:effectExtent b="0" l="0" r="0" t="0"/>
-                  <wp:docPr descr="" title="" id="30" name="Picture"/>
+                  <wp:docPr descr="" title="" id="31" name="Picture"/>
                   <a:graphic>
                     <a:graphicData uri="http://schemas.openxmlformats.org/drawingml/2006/picture">
                       <pic:pic>
                         <pic:nvPicPr>
-                          <pic:cNvPr descr="/opt/quarto/share/formats/docx/note.png" id="31" name="Picture"/>
+                          <pic:cNvPr descr="/opt/quarto/share/formats/docx/note.png" id="32" name="Picture"/>
                           <pic:cNvPicPr>
                             <a:picLocks noChangeArrowheads="1" noChangeAspect="1"/>
                           </pic:cNvPicPr>
@@ -9817,12 +9866,12 @@
                 <wp:inline>
                   <wp:extent cx="152400" cy="152400"/>
                   <wp:effectExtent b="0" l="0" r="0" t="0"/>
-                  <wp:docPr descr="" title="" id="32" name="Picture"/>
+                  <wp:docPr descr="" title="" id="33" name="Picture"/>
                   <a:graphic>
                     <a:graphicData uri="http://schemas.openxmlformats.org/drawingml/2006/picture">
                       <pic:pic>
                         <pic:nvPicPr>
-                          <pic:cNvPr descr="/opt/quarto/share/formats/docx/note.png" id="33" name="Picture"/>
+                          <pic:cNvPr descr="/opt/quarto/share/formats/docx/note.png" id="34" name="Picture"/>
                           <pic:cNvPicPr>
                             <a:picLocks noChangeArrowheads="1" noChangeAspect="1"/>
                           </pic:cNvPicPr>
@@ -10408,9 +10457,9 @@
         </w:tc>
       </w:tr>
     </w:tbl>
-    <w:bookmarkEnd w:id="34"/>
     <w:bookmarkEnd w:id="35"/>
-    <w:bookmarkStart w:id="36" w:name="summary"/>
+    <w:bookmarkEnd w:id="36"/>
+    <w:bookmarkStart w:id="37" w:name="summary"/>
     <w:p>
       <w:pPr>
         <w:pStyle w:val="Heading2"/>
@@ -10998,8 +11047,8 @@
         <w:t xml:space="preserve">: Advanced estimation methods including censoring and time-varying treatments</w:t>
       </w:r>
     </w:p>
-    <w:bookmarkEnd w:id="36"/>
-    <w:bookmarkStart w:id="40" w:name="references"/>
+    <w:bookmarkEnd w:id="37"/>
+    <w:bookmarkStart w:id="41" w:name="references"/>
     <w:p>
       <w:pPr>
         <w:pStyle w:val="Heading2"/>
@@ -11015,8 +11064,8 @@
         </w:pict>
       </w:r>
     </w:p>
-    <w:bookmarkStart w:id="39" w:name="refs"/>
-    <w:bookmarkStart w:id="38" w:name="ref-hernan2020causal"/>
+    <w:bookmarkStart w:id="40" w:name="refs"/>
+    <w:bookmarkStart w:id="39" w:name="ref-hernan2020causal"/>
     <w:p>
       <w:pPr>
         <w:pStyle w:val="Bibliography"/>
@@ -11040,7 +11089,7 @@
       <w:r>
         <w:t xml:space="preserve"> </w:t>
       </w:r>
-      <w:hyperlink r:id="rId37">
+      <w:hyperlink r:id="rId38">
         <w:r>
           <w:rPr>
             <w:rStyle w:val="Hyperlink"/>
@@ -11052,9 +11101,9 @@
         <w:t xml:space="preserve">.</w:t>
       </w:r>
     </w:p>
-    <w:bookmarkEnd w:id="38"/>
     <w:bookmarkEnd w:id="39"/>
     <w:bookmarkEnd w:id="40"/>
+    <w:bookmarkEnd w:id="41"/>
     <w:sectPr>
       <w:footnotePr>
         <w:numRestart w:val="eachSect"/>

--- a/pr-preview/pr-78/chapters/08-selection-bias.docx
+++ b/pr-preview/pr-78/chapters/08-selection-bias.docx
@@ -1732,7 +1732,7 @@
     </w:p>
     <w:bookmarkEnd w:id="12"/>
     <w:bookmarkEnd w:id="13"/>
-    <w:bookmarkStart w:id="17" w:name="examples-of-selection-bias-pp.-105-109"/>
+    <w:bookmarkStart w:id="22" w:name="examples-of-selection-bias-pp.-105-109"/>
     <w:p>
       <w:pPr>
         <w:pStyle w:val="Heading2"/>
@@ -1756,349 +1756,660 @@
         <w:t xml:space="preserve">The causal diagrams in Figures 8.3–8.6 can represent several types of selection bias:</w:t>
       </w:r>
     </w:p>
-    <w:p>
-      <w:pPr>
-        <w:numPr>
-          <w:ilvl w:val="0"/>
-          <w:numId w:val="1003"/>
-        </w:numPr>
-      </w:pPr>
-      <w:r>
-        <w:rPr>
-          <w:b/>
-          <w:bCs/>
-        </w:rPr>
-        <w:t xml:space="preserve">Differential loss to follow-up</w:t>
-      </w:r>
-      <w:r>
-        <w:t xml:space="preserve"> </w:t>
-      </w:r>
-      <w:r>
-        <w:t xml:space="preserve">(also called bias due to informative censoring): The variable</w:t>
-      </w:r>
-      <w:r>
-        <w:t xml:space="preserve"> </w:t>
-      </w:r>
-      <m:oMath>
-        <m:r>
-          <m:t>C</m:t>
-        </m:r>
-      </m:oMath>
-      <w:r>
-        <w:t xml:space="preserve"> </w:t>
-      </w:r>
-      <w:r>
-        <w:t xml:space="preserve">in Figures 8.3–8.6 represents censoring, and the bias is precisely as described in the previous section.</w:t>
-      </w:r>
-    </w:p>
-    <w:p>
-      <w:pPr>
-        <w:numPr>
-          <w:ilvl w:val="0"/>
-          <w:numId w:val="1003"/>
-        </w:numPr>
-      </w:pPr>
-      <w:r>
-        <w:rPr>
-          <w:b/>
-          <w:bCs/>
-        </w:rPr>
-        <w:t xml:space="preserve">Missing data bias, nonresponse bias</w:t>
-      </w:r>
-      <w:r>
-        <w:t xml:space="preserve">: The variable</w:t>
-      </w:r>
-      <w:r>
-        <w:t xml:space="preserve"> </w:t>
-      </w:r>
-      <m:oMath>
-        <m:r>
-          <m:t>C</m:t>
-        </m:r>
-      </m:oMath>
-      <w:r>
-        <w:t xml:space="preserve"> </w:t>
-      </w:r>
-      <w:r>
-        <w:t xml:space="preserve">in Figures 8.3–8.6 can represent missing data on the outcome for any reason, not just as a result of loss to follow-up. Individuals could have missing data because they are reluctant to provide information or because they miss study visits. Restricting the analysis to individuals with complete data (</w:t>
-      </w:r>
-      <m:oMath>
-        <m:r>
-          <m:t>C</m:t>
-        </m:r>
-        <m:r>
-          <m:rPr>
-            <m:sty m:val="p"/>
-          </m:rPr>
-          <m:t>=</m:t>
-        </m:r>
-        <m:r>
-          <m:t>0</m:t>
-        </m:r>
-      </m:oMath>
-      <w:r>
-        <w:t xml:space="preserve">) may result in bias.</w:t>
-      </w:r>
-    </w:p>
-    <w:p>
-      <w:pPr>
-        <w:numPr>
-          <w:ilvl w:val="0"/>
-          <w:numId w:val="1003"/>
-        </w:numPr>
-      </w:pPr>
-      <w:r>
-        <w:rPr>
-          <w:b/>
-          <w:bCs/>
-        </w:rPr>
-        <w:t xml:space="preserve">Healthy worker bias</w:t>
-      </w:r>
-      <w:r>
-        <w:t xml:space="preserve">: Figures 8.3–8.6 can also describe a bias that arises when estimating the effect of an occupational exposure</w:t>
-      </w:r>
-      <w:r>
-        <w:t xml:space="preserve"> </w:t>
-      </w:r>
-      <m:oMath>
-        <m:r>
-          <m:t>A</m:t>
-        </m:r>
-      </m:oMath>
-      <w:r>
-        <w:t xml:space="preserve"> </w:t>
-      </w:r>
-      <w:r>
-        <w:t xml:space="preserve">(e.g., a chemical) on mortality</w:t>
-      </w:r>
-      <w:r>
-        <w:t xml:space="preserve"> </w:t>
-      </w:r>
-      <m:oMath>
-        <m:r>
-          <m:t>Y</m:t>
-        </m:r>
-      </m:oMath>
-      <w:r>
-        <w:t xml:space="preserve"> </w:t>
-      </w:r>
-      <w:r>
-        <w:t xml:space="preserve">in a cohort of factory workers. The underlying unmeasured true health status</w:t>
-      </w:r>
-      <w:r>
-        <w:t xml:space="preserve"> </w:t>
-      </w:r>
-      <m:oMath>
-        <m:r>
-          <m:t>U</m:t>
-        </m:r>
-      </m:oMath>
-      <w:r>
-        <w:t xml:space="preserve"> </w:t>
-      </w:r>
-      <w:r>
-        <w:t xml:space="preserve">is a determinant of both death</w:t>
-      </w:r>
-      <w:r>
-        <w:t xml:space="preserve"> </w:t>
-      </w:r>
-      <m:oMath>
-        <m:r>
-          <m:t>Y</m:t>
-        </m:r>
-      </m:oMath>
-      <w:r>
-        <w:t xml:space="preserve"> </w:t>
-      </w:r>
-      <w:r>
-        <w:t xml:space="preserve">and of being at work</w:t>
-      </w:r>
-      <w:r>
-        <w:t xml:space="preserve"> </w:t>
-      </w:r>
-      <m:oMath>
-        <m:r>
-          <m:t>C</m:t>
-        </m:r>
-      </m:oMath>
-      <w:r>
-        <w:t xml:space="preserve"> </w:t>
-      </w:r>
-      <w:r>
-        <w:t xml:space="preserve">(1: not at work, 0: at work). The study is restricted to individuals who are at work (</w:t>
-      </w:r>
-      <m:oMath>
-        <m:r>
-          <m:t>C</m:t>
-        </m:r>
-        <m:r>
-          <m:rPr>
-            <m:sty m:val="p"/>
-          </m:rPr>
-          <m:t>=</m:t>
-        </m:r>
-        <m:r>
-          <m:t>0</m:t>
-        </m:r>
-      </m:oMath>
-      <w:r>
-        <w:t xml:space="preserve">) at the time of outcome ascertainment. Being exposed to the chemical reduces the probability of being at work in the near future, either directly (e.g., exposure can cause disabling asthma) like in Figures 8.3 and 8.4, or through a common cause</w:t>
-      </w:r>
-      <w:r>
-        <w:t xml:space="preserve"> </w:t>
-      </w:r>
-      <m:oMath>
-        <m:r>
-          <m:t>W</m:t>
-        </m:r>
-      </m:oMath>
-      <w:r>
-        <w:t xml:space="preserve"> </w:t>
-      </w:r>
-      <w:r>
-        <w:t xml:space="preserve">like in Figures 8.5 and 8.6.</w:t>
-      </w:r>
-    </w:p>
-    <w:p>
-      <w:pPr>
-        <w:numPr>
-          <w:ilvl w:val="0"/>
-          <w:numId w:val="1003"/>
-        </w:numPr>
-      </w:pPr>
-      <w:r>
-        <w:rPr>
-          <w:b/>
-          <w:bCs/>
-        </w:rPr>
-        <w:t xml:space="preserve">Self-selection bias, volunteer bias</w:t>
-      </w:r>
-      <w:r>
-        <w:t xml:space="preserve">: Figures 8.3–8.6 can also represent a study in which</w:t>
-      </w:r>
-      <w:r>
-        <w:t xml:space="preserve"> </w:t>
-      </w:r>
-      <m:oMath>
-        <m:r>
-          <m:t>C</m:t>
-        </m:r>
-      </m:oMath>
-      <w:r>
-        <w:t xml:space="preserve"> </w:t>
-      </w:r>
-      <w:r>
-        <w:t xml:space="preserve">is agreement to participate (1: no, 0: yes),</w:t>
-      </w:r>
-      <w:r>
-        <w:t xml:space="preserve"> </w:t>
-      </w:r>
-      <m:oMath>
-        <m:r>
-          <m:t>A</m:t>
-        </m:r>
-      </m:oMath>
-      <w:r>
-        <w:t xml:space="preserve"> </w:t>
-      </w:r>
-      <w:r>
-        <w:t xml:space="preserve">is cigarette smoking,</w:t>
-      </w:r>
-      <w:r>
-        <w:t xml:space="preserve"> </w:t>
-      </w:r>
-      <m:oMath>
-        <m:r>
-          <m:t>Y</m:t>
-        </m:r>
-      </m:oMath>
-      <w:r>
-        <w:t xml:space="preserve"> </w:t>
-      </w:r>
-      <w:r>
-        <w:t xml:space="preserve">is coronary heart disease,</w:t>
-      </w:r>
-      <w:r>
-        <w:t xml:space="preserve"> </w:t>
-      </w:r>
-      <m:oMath>
-        <m:r>
-          <m:t>U</m:t>
-        </m:r>
-      </m:oMath>
-      <w:r>
-        <w:t xml:space="preserve"> </w:t>
-      </w:r>
-      <w:r>
-        <w:t xml:space="preserve">is family history of heart disease, and</w:t>
-      </w:r>
-      <w:r>
-        <w:t xml:space="preserve"> </w:t>
-      </w:r>
-      <m:oMath>
-        <m:r>
-          <m:t>W</m:t>
-        </m:r>
-      </m:oMath>
-      <w:r>
-        <w:t xml:space="preserve"> </w:t>
-      </w:r>
-      <w:r>
-        <w:t xml:space="preserve">is healthy lifestyle. Under any of these structures, selection bias may be present if the study is restricted to those who volunteered or elected to participate (</w:t>
-      </w:r>
-      <m:oMath>
-        <m:r>
-          <m:t>C</m:t>
-        </m:r>
-        <m:r>
-          <m:rPr>
-            <m:sty m:val="p"/>
-          </m:rPr>
-          <m:t>=</m:t>
-        </m:r>
-        <m:r>
-          <m:t>0</m:t>
-        </m:r>
-      </m:oMath>
-      <w:r>
-        <w:t xml:space="preserve">).</w:t>
-      </w:r>
-    </w:p>
-    <w:p>
-      <w:pPr>
-        <w:numPr>
-          <w:ilvl w:val="0"/>
-          <w:numId w:val="1003"/>
-        </w:numPr>
-      </w:pPr>
-      <w:r>
-        <w:rPr>
-          <w:b/>
-          <w:bCs/>
-        </w:rPr>
-        <w:t xml:space="preserve">Selection affected by treatment received before study entry</w:t>
-      </w:r>
-      <w:r>
-        <w:t xml:space="preserve">: If treatment</w:t>
-      </w:r>
-      <w:r>
-        <w:t xml:space="preserve"> </w:t>
-      </w:r>
-      <m:oMath>
-        <m:r>
-          <m:t>A</m:t>
-        </m:r>
-      </m:oMath>
-      <w:r>
-        <w:t xml:space="preserve"> </w:t>
-      </w:r>
-      <w:r>
-        <w:t xml:space="preserve">took place before the study started and affects the probability of being selected into the study, selection bias is expected. This bias may be present in any study that attempts to estimate the causal effect of a treatment that occurred before the study started or in which treatment includes a pre-study component.</w:t>
-      </w:r>
-    </w:p>
-    <w:p>
-      <w:pPr>
-        <w:pStyle w:val="FirstParagraph"/>
+    <w:tbl>
+      <w:tblPr>
+        <w:tblStyle w:val="Table"/>
+        <w:tblInd w:w="164" w:type="dxa"/>
+        <w:tblBorders>
+          <w:left w:val="single" w:sz="24" w:space="0" w:color="909090"/>
+        </w:tblBorders>
+        <w:tblCellMar>
+          <w:left w:w="0" w:type="dxa"/>
+          <w:right w:w="0" w:type="dxa"/>
+        </w:tblCellMar>
+        <w:tblLook w:firstRow="0" w:lastRow="0" w:firstColumn="0" w:lastColumn="0" w:noHBand="0" w:noVBand="0" w:val="0000"/>
+      </w:tblPr>
+      <w:tblGrid>
+        <w:gridCol w:w="7920"/>
+      </w:tblGrid>
+      <w:tr>
+        <w:trPr>
+          <w:cantSplit/>
+        </w:trPr>
+        <w:tc>
+          <w:tcPr>
+            <w:tcMar>
+              <w:left w:w="144" w:type="dxa"/>
+            </w:tcMar>
+          </w:tcPr>
+          <w:p>
+            <w:pPr>
+              <w:pStyle w:val="BodyText"/>
+            </w:pPr>
+            <w:pPr>
+              <w:spacing w:before="16" w:after="64"/>
+            </w:pPr>
+          </w:p>
+          <w:bookmarkStart w:id="14" w:name="def-differential-loss-to-follow-up"/>
+          <w:p>
+            <w:pPr>
+              <w:pStyle w:val="BodyText"/>
+            </w:pPr>
+            <w:r>
+              <w:rPr>
+                <w:b/>
+                <w:bCs/>
+              </w:rPr>
+              <w:t xml:space="preserve">Definition 2 (Differential Loss to Follow-Up)</w:t>
+            </w:r>
+            <w:r>
+              <w:t xml:space="preserve"> </w:t>
+            </w:r>
+            <w:r>
+              <w:rPr>
+                <w:b/>
+                <w:bCs/>
+              </w:rPr>
+              <w:t xml:space="preserve">Differential loss to follow-up</w:t>
+            </w:r>
+            <w:r>
+              <w:t xml:space="preserve">, also called bias due to</w:t>
+            </w:r>
+            <w:r>
+              <w:t xml:space="preserve"> </w:t>
+            </w:r>
+            <w:r>
+              <w:rPr>
+                <w:b/>
+                <w:bCs/>
+              </w:rPr>
+              <w:t xml:space="preserve">informative censoring</w:t>
+            </w:r>
+            <w:r>
+              <w:t xml:space="preserve">, arises when the variable</w:t>
+            </w:r>
+            <w:r>
+              <w:t xml:space="preserve"> </w:t>
+            </w:r>
+            <m:oMath>
+              <m:r>
+                <m:t>C</m:t>
+              </m:r>
+            </m:oMath>
+            <w:r>
+              <w:t xml:space="preserve"> </w:t>
+            </w:r>
+            <w:r>
+              <w:t xml:space="preserve">in Figures 8.3–8.6 represents censoring: restricting the analysis to individuals who remain uncensored (</w:t>
+            </w:r>
+            <m:oMath>
+              <m:r>
+                <m:t>C</m:t>
+              </m:r>
+              <m:r>
+                <m:rPr>
+                  <m:sty m:val="p"/>
+                </m:rPr>
+                <m:t>=</m:t>
+              </m:r>
+              <m:r>
+                <m:t>0</m:t>
+              </m:r>
+            </m:oMath>
+            <w:r>
+              <w:t xml:space="preserve">) induces the selection bias described in the previous section.</w:t>
+            </w:r>
+          </w:p>
+          <w:bookmarkEnd w:id="14"/>
+        </w:tc>
+      </w:tr>
+    </w:tbl>
+    <w:p>
+      <w:pPr>
+        <w:pStyle w:val="BodyText"/>
+      </w:pPr>
+      <w:r>
+        <w:t xml:space="preserve"> </w:t>
+      </w:r>
+    </w:p>
+    <w:tbl>
+      <w:tblPr>
+        <w:tblStyle w:val="Table"/>
+        <w:tblInd w:w="164" w:type="dxa"/>
+        <w:tblBorders>
+          <w:left w:val="single" w:sz="24" w:space="0" w:color="909090"/>
+        </w:tblBorders>
+        <w:tblCellMar>
+          <w:left w:w="0" w:type="dxa"/>
+          <w:right w:w="0" w:type="dxa"/>
+        </w:tblCellMar>
+        <w:tblLook w:firstRow="0" w:lastRow="0" w:firstColumn="0" w:lastColumn="0" w:noHBand="0" w:noVBand="0" w:val="0000"/>
+      </w:tblPr>
+      <w:tblGrid>
+        <w:gridCol w:w="7920"/>
+      </w:tblGrid>
+      <w:tr>
+        <w:trPr>
+          <w:cantSplit/>
+        </w:trPr>
+        <w:tc>
+          <w:tcPr>
+            <w:tcMar>
+              <w:left w:w="144" w:type="dxa"/>
+            </w:tcMar>
+          </w:tcPr>
+          <w:p>
+            <w:pPr>
+              <w:pStyle w:val="BodyText"/>
+            </w:pPr>
+            <w:pPr>
+              <w:spacing w:before="16" w:after="64"/>
+            </w:pPr>
+          </w:p>
+          <w:bookmarkStart w:id="15" w:name="def-missing-data-bias"/>
+          <w:p>
+            <w:pPr>
+              <w:pStyle w:val="BodyText"/>
+            </w:pPr>
+            <w:r>
+              <w:rPr>
+                <w:b/>
+                <w:bCs/>
+              </w:rPr>
+              <w:t xml:space="preserve">Definition 3 (Missing Data Bias / Nonresponse Bias)</w:t>
+            </w:r>
+            <w:r>
+              <w:t xml:space="preserve"> </w:t>
+            </w:r>
+            <w:r>
+              <w:rPr>
+                <w:b/>
+                <w:bCs/>
+              </w:rPr>
+              <w:t xml:space="preserve">Missing data bias</w:t>
+            </w:r>
+            <w:r>
+              <w:t xml:space="preserve">, also called</w:t>
+            </w:r>
+            <w:r>
+              <w:t xml:space="preserve"> </w:t>
+            </w:r>
+            <w:r>
+              <w:rPr>
+                <w:b/>
+                <w:bCs/>
+              </w:rPr>
+              <w:t xml:space="preserve">nonresponse bias</w:t>
+            </w:r>
+            <w:r>
+              <w:t xml:space="preserve">, arises when the variable</w:t>
+            </w:r>
+            <w:r>
+              <w:t xml:space="preserve"> </w:t>
+            </w:r>
+            <m:oMath>
+              <m:r>
+                <m:t>C</m:t>
+              </m:r>
+            </m:oMath>
+            <w:r>
+              <w:t xml:space="preserve"> </w:t>
+            </w:r>
+            <w:r>
+              <w:t xml:space="preserve">in Figures 8.3–8.6 represents missing data on the outcome for any reason, not just as a result of loss to follow-up—for example, because individuals are reluctant to provide information or because they miss study visits. Restricting the analysis to individuals with complete data (</w:t>
+            </w:r>
+            <m:oMath>
+              <m:r>
+                <m:t>C</m:t>
+              </m:r>
+              <m:r>
+                <m:rPr>
+                  <m:sty m:val="p"/>
+                </m:rPr>
+                <m:t>=</m:t>
+              </m:r>
+              <m:r>
+                <m:t>0</m:t>
+              </m:r>
+            </m:oMath>
+            <w:r>
+              <w:t xml:space="preserve">) may result in bias.</w:t>
+            </w:r>
+          </w:p>
+          <w:bookmarkEnd w:id="15"/>
+        </w:tc>
+      </w:tr>
+    </w:tbl>
+    <w:p>
+      <w:pPr>
+        <w:pStyle w:val="BodyText"/>
+      </w:pPr>
+      <w:r>
+        <w:t xml:space="preserve"> </w:t>
+      </w:r>
+    </w:p>
+    <w:tbl>
+      <w:tblPr>
+        <w:tblStyle w:val="Table"/>
+        <w:tblInd w:w="164" w:type="dxa"/>
+        <w:tblBorders>
+          <w:left w:val="single" w:sz="24" w:space="0" w:color="909090"/>
+        </w:tblBorders>
+        <w:tblCellMar>
+          <w:left w:w="0" w:type="dxa"/>
+          <w:right w:w="0" w:type="dxa"/>
+        </w:tblCellMar>
+        <w:tblLook w:firstRow="0" w:lastRow="0" w:firstColumn="0" w:lastColumn="0" w:noHBand="0" w:noVBand="0" w:val="0000"/>
+      </w:tblPr>
+      <w:tblGrid>
+        <w:gridCol w:w="7920"/>
+      </w:tblGrid>
+      <w:tr>
+        <w:trPr>
+          <w:cantSplit/>
+        </w:trPr>
+        <w:tc>
+          <w:tcPr>
+            <w:tcMar>
+              <w:left w:w="144" w:type="dxa"/>
+            </w:tcMar>
+          </w:tcPr>
+          <w:p>
+            <w:pPr>
+              <w:pStyle w:val="BodyText"/>
+            </w:pPr>
+            <w:pPr>
+              <w:spacing w:before="16" w:after="64"/>
+            </w:pPr>
+          </w:p>
+          <w:bookmarkStart w:id="16" w:name="def-healthy-worker-bias"/>
+          <w:p>
+            <w:pPr>
+              <w:pStyle w:val="BodyText"/>
+            </w:pPr>
+            <w:r>
+              <w:rPr>
+                <w:b/>
+                <w:bCs/>
+              </w:rPr>
+              <w:t xml:space="preserve">Definition 4 (Healthy Worker Bias)</w:t>
+            </w:r>
+            <w:r>
+              <w:t xml:space="preserve"> </w:t>
+            </w:r>
+            <w:r>
+              <w:rPr>
+                <w:b/>
+                <w:bCs/>
+              </w:rPr>
+              <w:t xml:space="preserve">Healthy worker bias</w:t>
+            </w:r>
+            <w:r>
+              <w:t xml:space="preserve"> </w:t>
+            </w:r>
+            <w:r>
+              <w:t xml:space="preserve">arises when estimating the effect of an occupational exposure</w:t>
+            </w:r>
+            <w:r>
+              <w:t xml:space="preserve"> </w:t>
+            </w:r>
+            <m:oMath>
+              <m:r>
+                <m:t>A</m:t>
+              </m:r>
+            </m:oMath>
+            <w:r>
+              <w:t xml:space="preserve"> </w:t>
+            </w:r>
+            <w:r>
+              <w:t xml:space="preserve">(e.g., a chemical) on mortality</w:t>
+            </w:r>
+            <w:r>
+              <w:t xml:space="preserve"> </w:t>
+            </w:r>
+            <m:oMath>
+              <m:r>
+                <m:t>Y</m:t>
+              </m:r>
+            </m:oMath>
+            <w:r>
+              <w:t xml:space="preserve"> </w:t>
+            </w:r>
+            <w:r>
+              <w:t xml:space="preserve">in a cohort of factory workers. The underlying unmeasured true health status</w:t>
+            </w:r>
+            <w:r>
+              <w:t xml:space="preserve"> </w:t>
+            </w:r>
+            <m:oMath>
+              <m:r>
+                <m:t>U</m:t>
+              </m:r>
+            </m:oMath>
+            <w:r>
+              <w:t xml:space="preserve"> </w:t>
+            </w:r>
+            <w:r>
+              <w:t xml:space="preserve">is a determinant of both death</w:t>
+            </w:r>
+            <w:r>
+              <w:t xml:space="preserve"> </w:t>
+            </w:r>
+            <m:oMath>
+              <m:r>
+                <m:t>Y</m:t>
+              </m:r>
+            </m:oMath>
+            <w:r>
+              <w:t xml:space="preserve"> </w:t>
+            </w:r>
+            <w:r>
+              <w:t xml:space="preserve">and of being at work</w:t>
+            </w:r>
+            <w:r>
+              <w:t xml:space="preserve"> </w:t>
+            </w:r>
+            <m:oMath>
+              <m:r>
+                <m:t>C</m:t>
+              </m:r>
+            </m:oMath>
+            <w:r>
+              <w:t xml:space="preserve"> </w:t>
+            </w:r>
+            <w:r>
+              <w:t xml:space="preserve">(1: not at work, 0: at work), and the study is restricted to individuals who are at work (</w:t>
+            </w:r>
+            <m:oMath>
+              <m:r>
+                <m:t>C</m:t>
+              </m:r>
+              <m:r>
+                <m:rPr>
+                  <m:sty m:val="p"/>
+                </m:rPr>
+                <m:t>=</m:t>
+              </m:r>
+              <m:r>
+                <m:t>0</m:t>
+              </m:r>
+            </m:oMath>
+            <w:r>
+              <w:t xml:space="preserve">) at the time of outcome ascertainment. Being exposed to the chemical reduces the probability of being at work in the near future, either directly (e.g., exposure can cause disabling asthma) like in Figures 8.3 and 8.4, or through a common cause</w:t>
+            </w:r>
+            <w:r>
+              <w:t xml:space="preserve"> </w:t>
+            </w:r>
+            <m:oMath>
+              <m:r>
+                <m:t>W</m:t>
+              </m:r>
+            </m:oMath>
+            <w:r>
+              <w:t xml:space="preserve"> </w:t>
+            </w:r>
+            <w:r>
+              <w:t xml:space="preserve">like in Figures 8.5 and 8.6.</w:t>
+            </w:r>
+          </w:p>
+          <w:bookmarkEnd w:id="16"/>
+        </w:tc>
+      </w:tr>
+    </w:tbl>
+    <w:p>
+      <w:pPr>
+        <w:pStyle w:val="BodyText"/>
+      </w:pPr>
+      <w:r>
+        <w:t xml:space="preserve"> </w:t>
+      </w:r>
+    </w:p>
+    <w:tbl>
+      <w:tblPr>
+        <w:tblStyle w:val="Table"/>
+        <w:tblInd w:w="164" w:type="dxa"/>
+        <w:tblBorders>
+          <w:left w:val="single" w:sz="24" w:space="0" w:color="909090"/>
+        </w:tblBorders>
+        <w:tblCellMar>
+          <w:left w:w="0" w:type="dxa"/>
+          <w:right w:w="0" w:type="dxa"/>
+        </w:tblCellMar>
+        <w:tblLook w:firstRow="0" w:lastRow="0" w:firstColumn="0" w:lastColumn="0" w:noHBand="0" w:noVBand="0" w:val="0000"/>
+      </w:tblPr>
+      <w:tblGrid>
+        <w:gridCol w:w="7920"/>
+      </w:tblGrid>
+      <w:tr>
+        <w:trPr>
+          <w:cantSplit/>
+        </w:trPr>
+        <w:tc>
+          <w:tcPr>
+            <w:tcMar>
+              <w:left w:w="144" w:type="dxa"/>
+            </w:tcMar>
+          </w:tcPr>
+          <w:p>
+            <w:pPr>
+              <w:pStyle w:val="BodyText"/>
+            </w:pPr>
+            <w:pPr>
+              <w:spacing w:before="16" w:after="64"/>
+            </w:pPr>
+          </w:p>
+          <w:bookmarkStart w:id="17" w:name="def-self-selection-bias"/>
+          <w:p>
+            <w:pPr>
+              <w:pStyle w:val="BodyText"/>
+            </w:pPr>
+            <w:r>
+              <w:rPr>
+                <w:b/>
+                <w:bCs/>
+              </w:rPr>
+              <w:t xml:space="preserve">Definition 5 (Self-Selection Bias / Volunteer Bias)</w:t>
+            </w:r>
+            <w:r>
+              <w:t xml:space="preserve"> </w:t>
+            </w:r>
+            <w:r>
+              <w:rPr>
+                <w:b/>
+                <w:bCs/>
+              </w:rPr>
+              <w:t xml:space="preserve">Self-selection bias</w:t>
+            </w:r>
+            <w:r>
+              <w:t xml:space="preserve">, also called</w:t>
+            </w:r>
+            <w:r>
+              <w:t xml:space="preserve"> </w:t>
+            </w:r>
+            <w:r>
+              <w:rPr>
+                <w:b/>
+                <w:bCs/>
+              </w:rPr>
+              <w:t xml:space="preserve">volunteer bias</w:t>
+            </w:r>
+            <w:r>
+              <w:t xml:space="preserve">, arises in a study in which</w:t>
+            </w:r>
+            <w:r>
+              <w:t xml:space="preserve"> </w:t>
+            </w:r>
+            <m:oMath>
+              <m:r>
+                <m:t>C</m:t>
+              </m:r>
+            </m:oMath>
+            <w:r>
+              <w:t xml:space="preserve"> </w:t>
+            </w:r>
+            <w:r>
+              <w:t xml:space="preserve">is agreement to participate (1: no, 0: yes)—for example, a study in which</w:t>
+            </w:r>
+            <w:r>
+              <w:t xml:space="preserve"> </w:t>
+            </w:r>
+            <m:oMath>
+              <m:r>
+                <m:t>A</m:t>
+              </m:r>
+            </m:oMath>
+            <w:r>
+              <w:t xml:space="preserve"> </w:t>
+            </w:r>
+            <w:r>
+              <w:t xml:space="preserve">is cigarette smoking,</w:t>
+            </w:r>
+            <w:r>
+              <w:t xml:space="preserve"> </w:t>
+            </w:r>
+            <m:oMath>
+              <m:r>
+                <m:t>Y</m:t>
+              </m:r>
+            </m:oMath>
+            <w:r>
+              <w:t xml:space="preserve"> </w:t>
+            </w:r>
+            <w:r>
+              <w:t xml:space="preserve">is coronary heart disease,</w:t>
+            </w:r>
+            <w:r>
+              <w:t xml:space="preserve"> </w:t>
+            </w:r>
+            <m:oMath>
+              <m:r>
+                <m:t>U</m:t>
+              </m:r>
+            </m:oMath>
+            <w:r>
+              <w:t xml:space="preserve"> </w:t>
+            </w:r>
+            <w:r>
+              <w:t xml:space="preserve">is family history of heart disease, and</w:t>
+            </w:r>
+            <w:r>
+              <w:t xml:space="preserve"> </w:t>
+            </w:r>
+            <m:oMath>
+              <m:r>
+                <m:t>W</m:t>
+              </m:r>
+            </m:oMath>
+            <w:r>
+              <w:t xml:space="preserve"> </w:t>
+            </w:r>
+            <w:r>
+              <w:t xml:space="preserve">is healthy lifestyle. Under any of the structures in Figures 8.3–8.6, selection bias may be present if the study is restricted to those who volunteered or elected to participate (</w:t>
+            </w:r>
+            <m:oMath>
+              <m:r>
+                <m:t>C</m:t>
+              </m:r>
+              <m:r>
+                <m:rPr>
+                  <m:sty m:val="p"/>
+                </m:rPr>
+                <m:t>=</m:t>
+              </m:r>
+              <m:r>
+                <m:t>0</m:t>
+              </m:r>
+            </m:oMath>
+            <w:r>
+              <w:t xml:space="preserve">).</w:t>
+            </w:r>
+          </w:p>
+          <w:bookmarkEnd w:id="17"/>
+        </w:tc>
+      </w:tr>
+    </w:tbl>
+    <w:p>
+      <w:pPr>
+        <w:pStyle w:val="BodyText"/>
+      </w:pPr>
+      <w:r>
+        <w:t xml:space="preserve"> </w:t>
+      </w:r>
+    </w:p>
+    <w:tbl>
+      <w:tblPr>
+        <w:tblStyle w:val="Table"/>
+        <w:tblInd w:w="164" w:type="dxa"/>
+        <w:tblBorders>
+          <w:left w:val="single" w:sz="24" w:space="0" w:color="909090"/>
+        </w:tblBorders>
+        <w:tblCellMar>
+          <w:left w:w="0" w:type="dxa"/>
+          <w:right w:w="0" w:type="dxa"/>
+        </w:tblCellMar>
+        <w:tblLook w:firstRow="0" w:lastRow="0" w:firstColumn="0" w:lastColumn="0" w:noHBand="0" w:noVBand="0" w:val="0000"/>
+      </w:tblPr>
+      <w:tblGrid>
+        <w:gridCol w:w="7920"/>
+      </w:tblGrid>
+      <w:tr>
+        <w:trPr>
+          <w:cantSplit/>
+        </w:trPr>
+        <w:tc>
+          <w:tcPr>
+            <w:tcMar>
+              <w:left w:w="144" w:type="dxa"/>
+            </w:tcMar>
+          </w:tcPr>
+          <w:p>
+            <w:pPr>
+              <w:pStyle w:val="BodyText"/>
+            </w:pPr>
+            <w:pPr>
+              <w:spacing w:before="16" w:after="64"/>
+            </w:pPr>
+          </w:p>
+          <w:bookmarkStart w:id="18" w:name="def-selection-pre-study-treatment"/>
+          <w:p>
+            <w:pPr>
+              <w:pStyle w:val="BodyText"/>
+            </w:pPr>
+            <w:r>
+              <w:rPr>
+                <w:b/>
+                <w:bCs/>
+              </w:rPr>
+              <w:t xml:space="preserve">Definition 6 (Selection Affected by Treatment Received Before Study Entry)</w:t>
+            </w:r>
+            <w:r>
+              <w:t xml:space="preserve"> </w:t>
+            </w:r>
+            <w:r>
+              <w:t xml:space="preserve">If treatment</w:t>
+            </w:r>
+            <w:r>
+              <w:t xml:space="preserve"> </w:t>
+            </w:r>
+            <m:oMath>
+              <m:r>
+                <m:t>A</m:t>
+              </m:r>
+            </m:oMath>
+            <w:r>
+              <w:t xml:space="preserve"> </w:t>
+            </w:r>
+            <w:r>
+              <w:t xml:space="preserve">took place before the study started and affects the probability of being selected into the study, selection bias is expected. This bias may be present in any study that attempts to estimate the causal effect of a treatment that occurred before the study started or in which treatment includes a pre-study component.</w:t>
+            </w:r>
+          </w:p>
+          <w:bookmarkEnd w:id="18"/>
+        </w:tc>
+      </w:tr>
+    </w:tbl>
+    <w:p>
+      <w:pPr>
+        <w:pStyle w:val="BodyText"/>
       </w:pPr>
       <w:r>
         <w:t xml:space="preserve">These examples show that selection bias may occur in retrospective studies—those in which data on treatment</w:t>
@@ -2226,18 +2537,18 @@
                 <wp:inline>
                   <wp:extent cx="152400" cy="152400"/>
                   <wp:effectExtent b="0" l="0" r="0" t="0"/>
-                  <wp:docPr descr="" title="" id="15" name="Picture"/>
+                  <wp:docPr descr="" title="" id="20" name="Picture"/>
                   <a:graphic>
                     <a:graphicData uri="http://schemas.openxmlformats.org/drawingml/2006/picture">
                       <pic:pic>
                         <pic:nvPicPr>
-                          <pic:cNvPr descr="/opt/quarto/share/formats/docx/note.png" id="16" name="Picture"/>
+                          <pic:cNvPr descr="/opt/quarto/share/formats/docx/note.png" id="21" name="Picture"/>
                           <pic:cNvPicPr>
                             <a:picLocks noChangeArrowheads="1" noChangeAspect="1"/>
                           </pic:cNvPicPr>
                         </pic:nvPicPr>
                         <pic:blipFill>
-                          <a:blip r:embed="rId14"/>
+                          <a:blip r:embed="rId19"/>
                           <a:stretch>
                             <a:fillRect/>
                           </a:stretch>
@@ -2520,8 +2831,8 @@
         </w:tc>
       </w:tr>
     </w:tbl>
-    <w:bookmarkEnd w:id="17"/>
-    <w:bookmarkStart w:id="22" w:name="Xc646708f9b1fec6b3a3e4e8e7da7c0e19603c14"/>
+    <w:bookmarkEnd w:id="22"/>
+    <w:bookmarkStart w:id="27" w:name="Xc646708f9b1fec6b3a3e4e8e7da7c0e19603c14"/>
     <w:p>
       <w:pPr>
         <w:pStyle w:val="Heading2"/>
@@ -2550,7 +2861,7 @@
         <w:pStyle w:val="Compact"/>
         <w:numPr>
           <w:ilvl w:val="0"/>
-          <w:numId w:val="1004"/>
+          <w:numId w:val="1003"/>
         </w:numPr>
       </w:pPr>
       <w:r>
@@ -2578,7 +2889,7 @@
         <w:pStyle w:val="Compact"/>
         <w:numPr>
           <w:ilvl w:val="0"/>
-          <w:numId w:val="1004"/>
+          <w:numId w:val="1003"/>
         </w:numPr>
       </w:pPr>
       <w:r>
@@ -2603,7 +2914,7 @@
         <w:t xml:space="preserve">This structural definition provides a clear-cut classification, even though it might not coincide perfectly with the traditional terminology of some disciplines.</w:t>
       </w:r>
     </w:p>
-    <w:bookmarkStart w:id="18" w:name="the-firefighter-example"/>
+    <w:bookmarkStart w:id="23" w:name="the-firefighter-example"/>
     <w:p>
       <w:pPr>
         <w:pStyle w:val="Heading3"/>
@@ -3111,11 +3422,86 @@
       <w:pPr>
         <w:numPr>
           <w:ilvl w:val="0"/>
-          <w:numId w:val="1005"/>
+          <w:numId w:val="1004"/>
         </w:numPr>
       </w:pPr>
       <w:r>
         <w:t xml:space="preserve">The structure frequently guides the choice of analytical methods to reduce or avoid the bias. In longitudinal studies with time-varying treatments, identifying the structure allows us to detect situations in which adjustment for confounding via stratification would introduce selection bias.</w:t>
+      </w:r>
+    </w:p>
+    <w:p>
+      <w:pPr>
+        <w:numPr>
+          <w:ilvl w:val="0"/>
+          <w:numId w:val="1004"/>
+        </w:numPr>
+      </w:pPr>
+      <w:r>
+        <w:t xml:space="preserve">Even when understanding the structure does not have implications for data analysis, it could still help study design.</w:t>
+      </w:r>
+    </w:p>
+    <w:p>
+      <w:pPr>
+        <w:numPr>
+          <w:ilvl w:val="0"/>
+          <w:numId w:val="1004"/>
+        </w:numPr>
+      </w:pPr>
+      <w:r>
+        <w:t xml:space="preserve">Selection bias resulting from conditioning on pre-treatment variables could explain why certain variables behave as</w:t>
+      </w:r>
+      <w:r>
+        <w:t xml:space="preserve"> </w:t>
+      </w:r>
+      <w:r>
+        <w:t xml:space="preserve">“confounders”</w:t>
+      </w:r>
+      <w:r>
+        <w:t xml:space="preserve"> </w:t>
+      </w:r>
+      <w:r>
+        <w:t xml:space="preserve">in some studies but not others.</w:t>
+      </w:r>
+    </w:p>
+    <w:p>
+      <w:pPr>
+        <w:numPr>
+          <w:ilvl w:val="0"/>
+          <w:numId w:val="1004"/>
+        </w:numPr>
+      </w:pPr>
+      <w:r>
+        <w:t xml:space="preserve">Causal diagrams enhance communication among investigators.</w:t>
+      </w:r>
+    </w:p>
+    <w:bookmarkEnd w:id="23"/>
+    <w:bookmarkStart w:id="26" w:name="healthy-worker-bias-revisited"/>
+    <w:p>
+      <w:pPr>
+        <w:pStyle w:val="Heading3"/>
+      </w:pPr>
+      <w:r>
+        <w:t xml:space="preserve">3.2 Healthy Worker Bias Revisited</w:t>
+      </w:r>
+    </w:p>
+    <w:p>
+      <w:pPr>
+        <w:pStyle w:val="FirstParagraph"/>
+      </w:pPr>
+      <w:r>
+        <w:t xml:space="preserve">The term</w:t>
+      </w:r>
+      <w:r>
+        <w:t xml:space="preserve"> </w:t>
+      </w:r>
+      <w:r>
+        <w:t xml:space="preserve">“healthy worker bias”</w:t>
+      </w:r>
+      <w:r>
+        <w:t xml:space="preserve"> </w:t>
+      </w:r>
+      <w:r>
+        <w:t xml:space="preserve">is used to describe two structurally different biases:</w:t>
       </w:r>
     </w:p>
     <w:p>
@@ -3126,7 +3512,18 @@
         </w:numPr>
       </w:pPr>
       <w:r>
-        <w:t xml:space="preserve">Even when understanding the structure does not have implications for data analysis, it could still help study design.</w:t>
+        <w:t xml:space="preserve">The bias described in Section 8.2, which arises from conditioning on the variable</w:t>
+      </w:r>
+      <w:r>
+        <w:t xml:space="preserve"> </w:t>
+      </w:r>
+      <m:oMath>
+        <m:r>
+          <m:t>C</m:t>
+        </m:r>
+      </m:oMath>
+      <w:r>
+        <w:t xml:space="preserve">—a common effect of (a cause of) treatment and (a cause of) the outcome. This is selection bias and can be represented by Figures 8.3–8.6.</w:t>
       </w:r>
     </w:p>
     <w:p>
@@ -3134,92 +3531,6 @@
         <w:numPr>
           <w:ilvl w:val="0"/>
           <w:numId w:val="1005"/>
-        </w:numPr>
-      </w:pPr>
-      <w:r>
-        <w:t xml:space="preserve">Selection bias resulting from conditioning on pre-treatment variables could explain why certain variables behave as</w:t>
-      </w:r>
-      <w:r>
-        <w:t xml:space="preserve"> </w:t>
-      </w:r>
-      <w:r>
-        <w:t xml:space="preserve">“confounders”</w:t>
-      </w:r>
-      <w:r>
-        <w:t xml:space="preserve"> </w:t>
-      </w:r>
-      <w:r>
-        <w:t xml:space="preserve">in some studies but not others.</w:t>
-      </w:r>
-    </w:p>
-    <w:p>
-      <w:pPr>
-        <w:numPr>
-          <w:ilvl w:val="0"/>
-          <w:numId w:val="1005"/>
-        </w:numPr>
-      </w:pPr>
-      <w:r>
-        <w:t xml:space="preserve">Causal diagrams enhance communication among investigators.</w:t>
-      </w:r>
-    </w:p>
-    <w:bookmarkEnd w:id="18"/>
-    <w:bookmarkStart w:id="21" w:name="healthy-worker-bias-revisited"/>
-    <w:p>
-      <w:pPr>
-        <w:pStyle w:val="Heading3"/>
-      </w:pPr>
-      <w:r>
-        <w:t xml:space="preserve">3.2 Healthy Worker Bias Revisited</w:t>
-      </w:r>
-    </w:p>
-    <w:p>
-      <w:pPr>
-        <w:pStyle w:val="FirstParagraph"/>
-      </w:pPr>
-      <w:r>
-        <w:t xml:space="preserve">The term</w:t>
-      </w:r>
-      <w:r>
-        <w:t xml:space="preserve"> </w:t>
-      </w:r>
-      <w:r>
-        <w:t xml:space="preserve">“healthy worker bias”</w:t>
-      </w:r>
-      <w:r>
-        <w:t xml:space="preserve"> </w:t>
-      </w:r>
-      <w:r>
-        <w:t xml:space="preserve">is used to describe two structurally different biases:</w:t>
-      </w:r>
-    </w:p>
-    <w:p>
-      <w:pPr>
-        <w:numPr>
-          <w:ilvl w:val="0"/>
-          <w:numId w:val="1006"/>
-        </w:numPr>
-      </w:pPr>
-      <w:r>
-        <w:t xml:space="preserve">The bias described in Section 8.2, which arises from conditioning on the variable</w:t>
-      </w:r>
-      <w:r>
-        <w:t xml:space="preserve"> </w:t>
-      </w:r>
-      <m:oMath>
-        <m:r>
-          <m:t>C</m:t>
-        </m:r>
-      </m:oMath>
-      <w:r>
-        <w:t xml:space="preserve">—a common effect of (a cause of) treatment and (a cause of) the outcome. This is selection bias and can be represented by Figures 8.3–8.6.</w:t>
-      </w:r>
-    </w:p>
-    <w:p>
-      <w:pPr>
-        <w:numPr>
-          <w:ilvl w:val="0"/>
-          <w:numId w:val="1006"/>
         </w:numPr>
       </w:pPr>
       <w:r>
@@ -3382,18 +3693,18 @@
                 <wp:inline>
                   <wp:extent cx="152400" cy="152400"/>
                   <wp:effectExtent b="0" l="0" r="0" t="0"/>
-                  <wp:docPr descr="" title="" id="19" name="Picture"/>
+                  <wp:docPr descr="" title="" id="24" name="Picture"/>
                   <a:graphic>
                     <a:graphicData uri="http://schemas.openxmlformats.org/drawingml/2006/picture">
                       <pic:pic>
                         <pic:nvPicPr>
-                          <pic:cNvPr descr="/opt/quarto/share/formats/docx/note.png" id="20" name="Picture"/>
+                          <pic:cNvPr descr="/opt/quarto/share/formats/docx/note.png" id="25" name="Picture"/>
                           <pic:cNvPicPr>
                             <a:picLocks noChangeArrowheads="1" noChangeAspect="1"/>
                           </pic:cNvPicPr>
                         </pic:nvPicPr>
                         <pic:blipFill>
-                          <a:blip r:embed="rId14"/>
+                          <a:blip r:embed="rId19"/>
                           <a:stretch>
                             <a:fillRect/>
                           </a:stretch>
@@ -3969,9 +4280,9 @@
         </w:tc>
       </w:tr>
     </w:tbl>
-    <w:bookmarkEnd w:id="21"/>
-    <w:bookmarkEnd w:id="22"/>
-    <w:bookmarkStart w:id="25" w:name="selection-bias-and-censoring-pp.-111-113"/>
+    <w:bookmarkEnd w:id="26"/>
+    <w:bookmarkEnd w:id="27"/>
+    <w:bookmarkStart w:id="30" w:name="selection-bias-and-censoring-pp.-111-113"/>
     <w:p>
       <w:pPr>
         <w:pStyle w:val="Heading2"/>
@@ -4797,7 +5108,7 @@
         <w:t xml:space="preserve">.</w:t>
       </w:r>
     </w:p>
-    <w:bookmarkStart w:id="24" w:name="counterfactual-notation-for-censoring"/>
+    <w:bookmarkStart w:id="29" w:name="counterfactual-notation-for-censoring"/>
     <w:p>
       <w:pPr>
         <w:pStyle w:val="Heading3"/>
@@ -4848,7 +5159,7 @@
               <w:spacing w:before="16" w:after="64"/>
             </w:pPr>
           </w:p>
-          <w:bookmarkStart w:id="23" w:name="def-censoring-causal-contrast"/>
+          <w:bookmarkStart w:id="28" w:name="def-censoring-causal-contrast"/>
           <w:p>
             <w:pPr>
               <w:pStyle w:val="BodyText"/>
@@ -4858,7 +5169,7 @@
                 <w:b/>
                 <w:bCs/>
               </w:rPr>
-              <w:t xml:space="preserve">Definition 2 (Causal Contrast Under Censoring)</w:t>
+              <w:t xml:space="preserve">Definition 7 (Causal Contrast Under Censoring)</w:t>
             </w:r>
             <w:r>
               <w:t xml:space="preserve"> </w:t>
@@ -5210,7 +5521,7 @@
               </m:oMath>
             </m:oMathPara>
           </w:p>
-          <w:bookmarkEnd w:id="23"/>
+          <w:bookmarkEnd w:id="28"/>
         </w:tc>
       </w:tr>
     </w:tbl>
@@ -5368,9 +5679,9 @@
         <w:t xml:space="preserve">, and use analytical methods appropriate to both.</w:t>
       </w:r>
     </w:p>
-    <w:bookmarkEnd w:id="24"/>
-    <w:bookmarkEnd w:id="25"/>
-    <w:bookmarkStart w:id="30" w:name="X6e9cca7c0ff3f36d8761d02ba3f3fbbb6c7ce16"/>
+    <w:bookmarkEnd w:id="29"/>
+    <w:bookmarkEnd w:id="30"/>
+    <w:bookmarkStart w:id="35" w:name="X6e9cca7c0ff3f36d8761d02ba3f3fbbb6c7ce16"/>
     <w:p>
       <w:pPr>
         <w:pStyle w:val="Heading2"/>
@@ -5394,7 +5705,7 @@
         <w:t xml:space="preserve">Though selection bias can sometimes be avoided by an adequate design (see Fine Point 8.1), it is often unavoidable. Loss to follow-up, self-selection, and missing data leading to bias can occur no matter how careful the investigator. In those cases, the selection bias needs to be explicitly corrected in the analysis.</w:t>
       </w:r>
     </w:p>
-    <w:bookmarkStart w:id="26" w:name="X0b7b1cc7f0d0ad653c82dfef390accd097dc66c"/>
+    <w:bookmarkStart w:id="31" w:name="X0b7b1cc7f0d0ad653c82dfef390accd097dc66c"/>
     <w:p>
       <w:pPr>
         <w:pStyle w:val="Heading3"/>
@@ -5662,8 +5973,8 @@
         </m:oMath>
       </m:oMathPara>
     </w:p>
-    <w:bookmarkEnd w:id="26"/>
-    <w:bookmarkStart w:id="27" w:name="X584811cb6267e4341d1273cdafcc126a9ca7447"/>
+    <w:bookmarkEnd w:id="31"/>
+    <w:bookmarkStart w:id="32" w:name="X584811cb6267e4341d1273cdafcc126a9ca7447"/>
     <w:p>
       <w:pPr>
         <w:pStyle w:val="Heading3"/>
@@ -5824,7 +6135,7 @@
         <w:pStyle w:val="Compact"/>
         <w:numPr>
           <w:ilvl w:val="0"/>
-          <w:numId w:val="1007"/>
+          <w:numId w:val="1006"/>
         </w:numPr>
       </w:pPr>
       <w:r>
@@ -5871,7 +6182,7 @@
         <w:pStyle w:val="Compact"/>
         <w:numPr>
           <w:ilvl w:val="0"/>
-          <w:numId w:val="1007"/>
+          <w:numId w:val="1006"/>
         </w:numPr>
       </w:pPr>
       <w:r>
@@ -6436,8 +6747,8 @@
         <w:t xml:space="preserve">adjusts for selection bias.</w:t>
       </w:r>
     </w:p>
-    <w:bookmarkEnd w:id="27"/>
-    <w:bookmarkStart w:id="28" w:name="Xc0b4878e15a87d693d57e660d757d90b822007c"/>
+    <w:bookmarkEnd w:id="32"/>
+    <w:bookmarkStart w:id="33" w:name="Xc0b4878e15a87d693d57e660d757d90b822007c"/>
     <w:p>
       <w:pPr>
         <w:pStyle w:val="Heading3"/>
@@ -6458,7 +6769,7 @@
       <w:pPr>
         <w:numPr>
           <w:ilvl w:val="0"/>
-          <w:numId w:val="1008"/>
+          <w:numId w:val="1007"/>
         </w:numPr>
       </w:pPr>
       <w:r>
@@ -6554,7 +6865,7 @@
       <w:pPr>
         <w:numPr>
           <w:ilvl w:val="0"/>
-          <w:numId w:val="1008"/>
+          <w:numId w:val="1007"/>
         </w:numPr>
       </w:pPr>
       <w:r>
@@ -6693,7 +7004,7 @@
       <w:pPr>
         <w:numPr>
           <w:ilvl w:val="0"/>
-          <w:numId w:val="1008"/>
+          <w:numId w:val="1007"/>
         </w:numPr>
       </w:pPr>
       <w:r>
@@ -6735,8 +7046,8 @@
         <w:t xml:space="preserve">is the same as in the original population. This is relatively well defined when censoring is the result of loss to follow-up or nonresponse, but may be problematic when censoring is defined as the occurrence of a competing event (such as death from causes other than the outcome of interest).</w:t>
       </w:r>
     </w:p>
-    <w:bookmarkEnd w:id="28"/>
-    <w:bookmarkStart w:id="29" w:name="stratification-vs.-ip-weighting"/>
+    <w:bookmarkEnd w:id="33"/>
+    <w:bookmarkStart w:id="34" w:name="stratification-vs.-ip-weighting"/>
     <w:p>
       <w:pPr>
         <w:pStyle w:val="Heading3"/>
@@ -7147,9 +7458,9 @@
         <w:t xml:space="preserve">This is the first time we discuss a situation in which stratification cannot be used to validly compute the causal effect of treatment, even if the three conditions of exchangeability, positivity, and consistency hold. We will discuss other situations with a similar structure in Part III when considering the effect of time-varying treatments.</w:t>
       </w:r>
     </w:p>
-    <w:bookmarkEnd w:id="29"/>
-    <w:bookmarkEnd w:id="30"/>
-    <w:bookmarkStart w:id="36" w:name="selection-without-bias-pp.-115-116"/>
+    <w:bookmarkEnd w:id="34"/>
+    <w:bookmarkEnd w:id="35"/>
+    <w:bookmarkStart w:id="42" w:name="selection-without-bias-pp.-115-116"/>
     <w:p>
       <w:pPr>
         <w:pStyle w:val="Heading2"/>
@@ -7239,7 +7550,7 @@
         <w:pStyle w:val="Compact"/>
         <w:numPr>
           <w:ilvl w:val="0"/>
-          <w:numId w:val="1009"/>
+          <w:numId w:val="1008"/>
         </w:numPr>
       </w:pPr>
       <w:r>
@@ -7251,7 +7562,7 @@
         <w:pStyle w:val="Compact"/>
         <w:numPr>
           <w:ilvl w:val="0"/>
-          <w:numId w:val="1009"/>
+          <w:numId w:val="1008"/>
         </w:numPr>
       </w:pPr>
       <w:r>
@@ -7375,7 +7686,7 @@
         <w:t xml:space="preserve">.</w:t>
       </w:r>
     </w:p>
-    <w:bookmarkStart w:id="35" w:name="Xcbd77d170a8b6e7c51d65058bc2e19846ae6ade"/>
+    <w:bookmarkStart w:id="41" w:name="Xcbd77d170a8b6e7c51d65058bc2e19846ae6ade"/>
     <w:p>
       <w:pPr>
         <w:pStyle w:val="Heading3"/>
@@ -8034,448 +8345,33 @@
         <w:pStyle w:val="BodyText"/>
       </w:pPr>
       <w:r>
-        <w:t xml:space="preserve">When the data can be summarized by Figure 8.13, we say that the data follow a</w:t>
-      </w:r>
-      <w:r>
-        <w:t xml:space="preserve"> </w:t>
-      </w:r>
-      <w:r>
-        <w:rPr>
-          <w:b/>
-          <w:bCs/>
-        </w:rPr>
-        <w:t xml:space="preserve">multiplicative survival model</w:t>
-      </w:r>
-      <w:r>
-        <w:t xml:space="preserve"> </w:t>
-      </w:r>
-      <w:r>
-        <w:t xml:space="preserve">(see Technical Point 8.2). In other words, collider stratification is not always a source of selection bias.</w:t>
-      </w:r>
-    </w:p>
-    <w:p>
-      <w:pPr>
-        <w:pStyle w:val="BodyText"/>
-      </w:pPr>
-      <w:r>
-        <w:t xml:space="preserve">In contrast,</w:t>
-      </w:r>
-      <w:r>
-        <w:t xml:space="preserve"> </w:t>
-      </w:r>
-      <m:oMath>
-        <m:r>
-          <m:t>A</m:t>
-        </m:r>
-      </m:oMath>
-      <w:r>
-        <w:t xml:space="preserve"> </w:t>
-      </w:r>
-      <w:r>
-        <w:t xml:space="preserve">and</w:t>
-      </w:r>
-      <w:r>
-        <w:t xml:space="preserve"> </w:t>
-      </w:r>
-      <m:oMath>
-        <m:r>
-          <m:t>E</m:t>
-        </m:r>
-      </m:oMath>
-      <w:r>
-        <w:t xml:space="preserve"> </w:t>
-      </w:r>
-      <w:r>
-        <w:t xml:space="preserve">will not be independent conditionally on</w:t>
-      </w:r>
-      <w:r>
-        <w:t xml:space="preserve"> </w:t>
-      </w:r>
-      <m:oMath>
-        <m:r>
-          <m:t>Y</m:t>
-        </m:r>
-        <m:r>
-          <m:rPr>
-            <m:sty m:val="p"/>
-          </m:rPr>
-          <m:t>=</m:t>
-        </m:r>
-        <m:r>
-          <m:t>0</m:t>
-        </m:r>
-      </m:oMath>
-      <w:r>
-        <w:t xml:space="preserve"> </w:t>
-      </w:r>
-      <w:r>
-        <w:t xml:space="preserve">when any of the following situations occur (Figures 8.14–8.16):</w:t>
-      </w:r>
-    </w:p>
-    <w:p>
-      <w:pPr>
-        <w:pStyle w:val="Compact"/>
-        <w:numPr>
-          <w:ilvl w:val="0"/>
-          <w:numId w:val="1010"/>
-        </w:numPr>
-      </w:pPr>
-      <w:r>
-        <w:t xml:space="preserve">If</w:t>
-      </w:r>
-      <w:r>
-        <w:t xml:space="preserve"> </w:t>
-      </w:r>
-      <m:oMath>
-        <m:r>
-          <m:t>A</m:t>
-        </m:r>
-      </m:oMath>
-      <w:r>
-        <w:t xml:space="preserve"> </w:t>
-      </w:r>
-      <w:r>
-        <w:t xml:space="preserve">and</w:t>
-      </w:r>
-      <w:r>
-        <w:t xml:space="preserve"> </w:t>
-      </w:r>
-      <m:oMath>
-        <m:r>
-          <m:t>E</m:t>
-        </m:r>
-      </m:oMath>
-      <w:r>
-        <w:t xml:space="preserve"> </w:t>
-      </w:r>
-      <w:r>
-        <w:t xml:space="preserve">affect survival through a common mechanism, there will exist an arrow either from</w:t>
-      </w:r>
-      <w:r>
-        <w:t xml:space="preserve"> </w:t>
-      </w:r>
-      <m:oMath>
-        <m:r>
-          <m:t>A</m:t>
-        </m:r>
-      </m:oMath>
-      <w:r>
-        <w:t xml:space="preserve"> </w:t>
-      </w:r>
-      <w:r>
-        <w:t xml:space="preserve">to</w:t>
-      </w:r>
-      <w:r>
-        <w:t xml:space="preserve"> </w:t>
-      </w:r>
-      <m:oMath>
-        <m:sSub>
-          <m:e>
-            <m:r>
-              <m:t>Y</m:t>
-            </m:r>
-          </m:e>
-          <m:sub>
-            <m:r>
-              <m:t>E</m:t>
-            </m:r>
-          </m:sub>
-        </m:sSub>
-      </m:oMath>
-      <w:r>
-        <w:t xml:space="preserve"> </w:t>
-      </w:r>
-      <w:r>
-        <w:t xml:space="preserve">or from</w:t>
-      </w:r>
-      <w:r>
-        <w:t xml:space="preserve"> </w:t>
-      </w:r>
-      <m:oMath>
-        <m:r>
-          <m:t>E</m:t>
-        </m:r>
-      </m:oMath>
-      <w:r>
-        <w:t xml:space="preserve"> </w:t>
-      </w:r>
-      <w:r>
-        <w:t xml:space="preserve">to</w:t>
-      </w:r>
-      <w:r>
-        <w:t xml:space="preserve"> </w:t>
-      </w:r>
-      <m:oMath>
-        <m:sSub>
-          <m:e>
-            <m:r>
-              <m:t>Y</m:t>
-            </m:r>
-          </m:e>
-          <m:sub>
-            <m:r>
-              <m:t>A</m:t>
-            </m:r>
-          </m:sub>
-        </m:sSub>
-      </m:oMath>
-      <w:r>
-        <w:t xml:space="preserve"> </w:t>
-      </w:r>
-      <w:r>
-        <w:t xml:space="preserve">(Figure 8.14)</w:t>
-      </w:r>
-    </w:p>
-    <w:p>
-      <w:pPr>
-        <w:pStyle w:val="Compact"/>
-        <w:numPr>
-          <w:ilvl w:val="0"/>
-          <w:numId w:val="1010"/>
-        </w:numPr>
-      </w:pPr>
-      <w:r>
-        <w:t xml:space="preserve">If</w:t>
-      </w:r>
-      <w:r>
-        <w:t xml:space="preserve"> </w:t>
-      </w:r>
-      <m:oMath>
-        <m:sSub>
-          <m:e>
-            <m:r>
-              <m:t>Y</m:t>
-            </m:r>
-          </m:e>
-          <m:sub>
-            <m:r>
-              <m:t>A</m:t>
-            </m:r>
-          </m:sub>
-        </m:sSub>
-      </m:oMath>
-      <w:r>
-        <w:t xml:space="preserve"> </w:t>
-      </w:r>
-      <w:r>
-        <w:t xml:space="preserve">and</w:t>
-      </w:r>
-      <w:r>
-        <w:t xml:space="preserve"> </w:t>
-      </w:r>
-      <m:oMath>
-        <m:sSub>
-          <m:e>
-            <m:r>
-              <m:t>Y</m:t>
-            </m:r>
-          </m:e>
-          <m:sub>
-            <m:r>
-              <m:t>E</m:t>
-            </m:r>
-          </m:sub>
-        </m:sSub>
-      </m:oMath>
-      <w:r>
-        <w:t xml:space="preserve"> </w:t>
-      </w:r>
-      <w:r>
-        <w:t xml:space="preserve">are not independent because of a common cause</w:t>
-      </w:r>
-      <w:r>
-        <w:t xml:space="preserve"> </w:t>
-      </w:r>
-      <m:oMath>
-        <m:r>
-          <m:t>V</m:t>
-        </m:r>
-      </m:oMath>
-      <w:r>
-        <w:t xml:space="preserve"> </w:t>
-      </w:r>
-      <w:r>
-        <w:t xml:space="preserve">(Figure 8.15)</w:t>
-      </w:r>
-    </w:p>
-    <w:p>
-      <w:pPr>
-        <w:pStyle w:val="Compact"/>
-        <w:numPr>
-          <w:ilvl w:val="0"/>
-          <w:numId w:val="1010"/>
-        </w:numPr>
-      </w:pPr>
-      <w:r>
-        <w:t xml:space="preserve">If the causes</w:t>
-      </w:r>
-      <w:r>
-        <w:t xml:space="preserve"> </w:t>
-      </w:r>
-      <m:oMath>
-        <m:sSub>
-          <m:e>
-            <m:r>
-              <m:t>Y</m:t>
-            </m:r>
-          </m:e>
-          <m:sub>
-            <m:r>
-              <m:t>A</m:t>
-            </m:r>
-          </m:sub>
-        </m:sSub>
-      </m:oMath>
-      <w:r>
-        <w:t xml:space="preserve"> </w:t>
-      </w:r>
-      <w:r>
-        <w:t xml:space="preserve">and</w:t>
-      </w:r>
-      <w:r>
-        <w:t xml:space="preserve"> </w:t>
-      </w:r>
-      <m:oMath>
-        <m:sSub>
-          <m:e>
-            <m:r>
-              <m:t>Y</m:t>
-            </m:r>
-          </m:e>
-          <m:sub>
-            <m:r>
-              <m:t>O</m:t>
-            </m:r>
-          </m:sub>
-        </m:sSub>
-      </m:oMath>
-      <w:r>
-        <w:t xml:space="preserve">, and</w:t>
-      </w:r>
-      <w:r>
-        <w:t xml:space="preserve"> </w:t>
-      </w:r>
-      <m:oMath>
-        <m:sSub>
-          <m:e>
-            <m:r>
-              <m:t>Y</m:t>
-            </m:r>
-          </m:e>
-          <m:sub>
-            <m:r>
-              <m:t>E</m:t>
-            </m:r>
-          </m:sub>
-        </m:sSub>
-      </m:oMath>
-      <w:r>
-        <w:t xml:space="preserve"> </w:t>
-      </w:r>
-      <w:r>
-        <w:t xml:space="preserve">and</w:t>
-      </w:r>
-      <w:r>
-        <w:t xml:space="preserve"> </w:t>
-      </w:r>
-      <m:oMath>
-        <m:sSub>
-          <m:e>
-            <m:r>
-              <m:t>Y</m:t>
-            </m:r>
-          </m:e>
-          <m:sub>
-            <m:r>
-              <m:t>O</m:t>
-            </m:r>
-          </m:sub>
-        </m:sSub>
-      </m:oMath>
-      <w:r>
-        <w:t xml:space="preserve">, are not independent because of common causes</w:t>
-      </w:r>
-      <w:r>
-        <w:t xml:space="preserve"> </w:t>
-      </w:r>
-      <m:oMath>
-        <m:sSub>
-          <m:e>
-            <m:r>
-              <m:t>W</m:t>
-            </m:r>
-          </m:e>
-          <m:sub>
-            <m:r>
-              <m:t>1</m:t>
-            </m:r>
-          </m:sub>
-        </m:sSub>
-      </m:oMath>
-      <w:r>
-        <w:t xml:space="preserve"> </w:t>
-      </w:r>
-      <w:r>
-        <w:t xml:space="preserve">and</w:t>
-      </w:r>
-      <w:r>
-        <w:t xml:space="preserve"> </w:t>
-      </w:r>
-      <m:oMath>
-        <m:sSub>
-          <m:e>
-            <m:r>
-              <m:t>W</m:t>
-            </m:r>
-          </m:e>
-          <m:sub>
-            <m:r>
-              <m:t>2</m:t>
-            </m:r>
-          </m:sub>
-        </m:sSub>
-      </m:oMath>
-      <w:r>
-        <w:t xml:space="preserve"> </w:t>
-      </w:r>
-      <w:r>
-        <w:t xml:space="preserve">(Figure 8.16)</w:t>
-      </w:r>
-    </w:p>
-    <w:p>
-      <w:pPr>
-        <w:pStyle w:val="FirstParagraph"/>
-      </w:pPr>
-      <w:r>
-        <w:t xml:space="preserve">In summary, conditioning on a collider always induces an association between its causes, but this association could be restricted to certain levels of the common effect. Selection on a common effect does not always result in selection bias when the analysis is restricted to a single level of the common effect.</w:t>
+        <w:t xml:space="preserve">When the data can be summarized by Figure 8.13, we say that the data follow a multiplicative survival model (see Technical Point 8.2). In other words, collider stratification is not always a source of selection bias.</w:t>
       </w:r>
     </w:p>
     <w:tbl>
       <w:tblPr>
         <w:tblStyle w:val="Table"/>
-        <w:tblLook w:firstRow="0" w:lastRow="0" w:firstColumn="0" w:lastColumn="0" w:noHBand="0" w:noVBand="0" w:val="0000"/>
+        <w:tblInd w:w="164" w:type="dxa"/>
         <w:tblBorders>
-          <w:top w:val="single" w:sz="4" w:space="0" w:color="0758E5"/>
-          <w:left w:val="single" w:sz="24" w:space="0" w:color="0758E5"/>
-          <w:bottom w:val="single" w:sz="4" w:space="0" w:color="0758E5"/>
-          <w:right w:val="single" w:sz="4" w:space="0" w:color="0758E5"/>
+          <w:left w:val="single" w:sz="24" w:space="0" w:color="909090"/>
         </w:tblBorders>
         <w:tblCellMar>
-          <w:left w:w="144" w:type="dxa"/>
-          <w:right w:w="144" w:type="dxa"/>
+          <w:left w:w="0" w:type="dxa"/>
+          <w:right w:w="0" w:type="dxa"/>
         </w:tblCellMar>
         <w:tblLook w:firstRow="0" w:lastRow="0" w:firstColumn="0" w:lastColumn="0" w:noHBand="0" w:noVBand="0" w:val="0000"/>
       </w:tblPr>
+      <w:tblGrid>
+        <w:gridCol w:w="7920"/>
+      </w:tblGrid>
       <w:tr>
         <w:trPr>
           <w:cantSplit/>
         </w:trPr>
         <w:tc>
           <w:tcPr>
-            <w:shd w:color="auto" w:fill="dae6fb" w:val="clear"/>
             <w:tcMar>
-              <w:top w:w="92" w:type="dxa"/>
-              <w:bottom w:w="92" w:type="dxa"/>
+              <w:left w:w="144" w:type="dxa"/>
             </w:tcMar>
           </w:tcPr>
           <w:p>
@@ -8483,81 +8379,24 @@
               <w:pStyle w:val="BodyText"/>
             </w:pPr>
             <w:pPr>
-              <w:spacing w:before="0" w:after="0"/>
-              <w:textAlignment w:val="center"/>
+              <w:spacing w:before="16" w:after="64"/>
             </w:pPr>
-            <w:r>
-              <w:drawing>
-                <wp:inline>
-                  <wp:extent cx="152400" cy="152400"/>
-                  <wp:effectExtent b="0" l="0" r="0" t="0"/>
-                  <wp:docPr descr="" title="" id="31" name="Picture"/>
-                  <a:graphic>
-                    <a:graphicData uri="http://schemas.openxmlformats.org/drawingml/2006/picture">
-                      <pic:pic>
-                        <pic:nvPicPr>
-                          <pic:cNvPr descr="/opt/quarto/share/formats/docx/note.png" id="32" name="Picture"/>
-                          <pic:cNvPicPr>
-                            <a:picLocks noChangeArrowheads="1" noChangeAspect="1"/>
-                          </pic:cNvPicPr>
-                        </pic:nvPicPr>
-                        <pic:blipFill>
-                          <a:blip r:embed="rId14"/>
-                          <a:stretch>
-                            <a:fillRect/>
-                          </a:stretch>
-                        </pic:blipFill>
-                        <pic:spPr bwMode="auto">
-                          <a:xfrm>
-                            <a:off x="0" y="0"/>
-                            <a:ext cx="152400" cy="152400"/>
-                          </a:xfrm>
-                          <a:prstGeom prst="rect">
-                            <a:avLst/>
-                          </a:prstGeom>
-                          <a:noFill/>
-                          <a:ln w="9525">
-                            <a:noFill/>
-                            <a:headEnd/>
-                            <a:tailEnd/>
-                          </a:ln>
-                        </pic:spPr>
-                      </pic:pic>
-                    </a:graphicData>
-                  </a:graphic>
-                </wp:inline>
-              </w:drawing>
-            </w:r>
-            <w:r>
-              <w:t xml:space="preserve"> </w:t>
-            </w:r>
-            <w:r>
-              <w:t xml:space="preserve"> </w:t>
-            </w:r>
-            <w:r>
-              <w:t xml:space="preserve">Technical Point 8.2: Multiplicative Survival Model</w:t>
-            </w:r>
           </w:p>
-        </w:tc>
-      </w:tr>
-      <w:tr>
-        <w:trPr>
-          <w:cantSplit/>
-        </w:trPr>
-        <w:tc>
-          <w:tcPr>
-            <w:tcMar>
-              <w:top w:w="108" w:type="dxa"/>
-              <w:bottom w:w="108" w:type="dxa"/>
-            </w:tcMar>
-          </w:tcPr>
+          <w:bookmarkStart w:id="36" w:name="def-multiplicative-survival-model"/>
           <w:p>
             <w:pPr>
               <w:pStyle w:val="BodyText"/>
             </w:pPr>
-            <w:pPr>
-              <w:spacing w:before="16"/>
-            </w:pPr>
+            <w:r>
+              <w:rPr>
+                <w:b/>
+                <w:bCs/>
+              </w:rPr>
+              <w:t xml:space="preserve">Definition 8 (Multiplicative Survival Model)</w:t>
+            </w:r>
+            <w:r>
+              <w:t xml:space="preserve"> </w:t>
+            </w:r>
             <w:r>
               <w:t xml:space="preserve">When the conditional probability of survival</w:t>
             </w:r>
@@ -9123,12 +8962,517 @@
               <w:t xml:space="preserve">on the multiplicative scale.</w:t>
             </w:r>
           </w:p>
+          <w:bookmarkEnd w:id="36"/>
+        </w:tc>
+      </w:tr>
+    </w:tbl>
+    <w:p>
+      <w:pPr>
+        <w:pStyle w:val="BodyText"/>
+      </w:pPr>
+      <w:r>
+        <w:t xml:space="preserve">In contrast,</w:t>
+      </w:r>
+      <w:r>
+        <w:t xml:space="preserve"> </w:t>
+      </w:r>
+      <m:oMath>
+        <m:r>
+          <m:t>A</m:t>
+        </m:r>
+      </m:oMath>
+      <w:r>
+        <w:t xml:space="preserve"> </w:t>
+      </w:r>
+      <w:r>
+        <w:t xml:space="preserve">and</w:t>
+      </w:r>
+      <w:r>
+        <w:t xml:space="preserve"> </w:t>
+      </w:r>
+      <m:oMath>
+        <m:r>
+          <m:t>E</m:t>
+        </m:r>
+      </m:oMath>
+      <w:r>
+        <w:t xml:space="preserve"> </w:t>
+      </w:r>
+      <w:r>
+        <w:t xml:space="preserve">will not be independent conditionally on</w:t>
+      </w:r>
+      <w:r>
+        <w:t xml:space="preserve"> </w:t>
+      </w:r>
+      <m:oMath>
+        <m:r>
+          <m:t>Y</m:t>
+        </m:r>
+        <m:r>
+          <m:rPr>
+            <m:sty m:val="p"/>
+          </m:rPr>
+          <m:t>=</m:t>
+        </m:r>
+        <m:r>
+          <m:t>0</m:t>
+        </m:r>
+      </m:oMath>
+      <w:r>
+        <w:t xml:space="preserve"> </w:t>
+      </w:r>
+      <w:r>
+        <w:t xml:space="preserve">when any of the following situations occur (Figures 8.14–8.16):</w:t>
+      </w:r>
+    </w:p>
+    <w:p>
+      <w:pPr>
+        <w:pStyle w:val="Compact"/>
+        <w:numPr>
+          <w:ilvl w:val="0"/>
+          <w:numId w:val="1009"/>
+        </w:numPr>
+      </w:pPr>
+      <w:r>
+        <w:t xml:space="preserve">If</w:t>
+      </w:r>
+      <w:r>
+        <w:t xml:space="preserve"> </w:t>
+      </w:r>
+      <m:oMath>
+        <m:r>
+          <m:t>A</m:t>
+        </m:r>
+      </m:oMath>
+      <w:r>
+        <w:t xml:space="preserve"> </w:t>
+      </w:r>
+      <w:r>
+        <w:t xml:space="preserve">and</w:t>
+      </w:r>
+      <w:r>
+        <w:t xml:space="preserve"> </w:t>
+      </w:r>
+      <m:oMath>
+        <m:r>
+          <m:t>E</m:t>
+        </m:r>
+      </m:oMath>
+      <w:r>
+        <w:t xml:space="preserve"> </w:t>
+      </w:r>
+      <w:r>
+        <w:t xml:space="preserve">affect survival through a common mechanism, there will exist an arrow either from</w:t>
+      </w:r>
+      <w:r>
+        <w:t xml:space="preserve"> </w:t>
+      </w:r>
+      <m:oMath>
+        <m:r>
+          <m:t>A</m:t>
+        </m:r>
+      </m:oMath>
+      <w:r>
+        <w:t xml:space="preserve"> </w:t>
+      </w:r>
+      <w:r>
+        <w:t xml:space="preserve">to</w:t>
+      </w:r>
+      <w:r>
+        <w:t xml:space="preserve"> </w:t>
+      </w:r>
+      <m:oMath>
+        <m:sSub>
+          <m:e>
+            <m:r>
+              <m:t>Y</m:t>
+            </m:r>
+          </m:e>
+          <m:sub>
+            <m:r>
+              <m:t>E</m:t>
+            </m:r>
+          </m:sub>
+        </m:sSub>
+      </m:oMath>
+      <w:r>
+        <w:t xml:space="preserve"> </w:t>
+      </w:r>
+      <w:r>
+        <w:t xml:space="preserve">or from</w:t>
+      </w:r>
+      <w:r>
+        <w:t xml:space="preserve"> </w:t>
+      </w:r>
+      <m:oMath>
+        <m:r>
+          <m:t>E</m:t>
+        </m:r>
+      </m:oMath>
+      <w:r>
+        <w:t xml:space="preserve"> </w:t>
+      </w:r>
+      <w:r>
+        <w:t xml:space="preserve">to</w:t>
+      </w:r>
+      <w:r>
+        <w:t xml:space="preserve"> </w:t>
+      </w:r>
+      <m:oMath>
+        <m:sSub>
+          <m:e>
+            <m:r>
+              <m:t>Y</m:t>
+            </m:r>
+          </m:e>
+          <m:sub>
+            <m:r>
+              <m:t>A</m:t>
+            </m:r>
+          </m:sub>
+        </m:sSub>
+      </m:oMath>
+      <w:r>
+        <w:t xml:space="preserve"> </w:t>
+      </w:r>
+      <w:r>
+        <w:t xml:space="preserve">(Figure 8.14)</w:t>
+      </w:r>
+    </w:p>
+    <w:p>
+      <w:pPr>
+        <w:pStyle w:val="Compact"/>
+        <w:numPr>
+          <w:ilvl w:val="0"/>
+          <w:numId w:val="1009"/>
+        </w:numPr>
+      </w:pPr>
+      <w:r>
+        <w:t xml:space="preserve">If</w:t>
+      </w:r>
+      <w:r>
+        <w:t xml:space="preserve"> </w:t>
+      </w:r>
+      <m:oMath>
+        <m:sSub>
+          <m:e>
+            <m:r>
+              <m:t>Y</m:t>
+            </m:r>
+          </m:e>
+          <m:sub>
+            <m:r>
+              <m:t>A</m:t>
+            </m:r>
+          </m:sub>
+        </m:sSub>
+      </m:oMath>
+      <w:r>
+        <w:t xml:space="preserve"> </w:t>
+      </w:r>
+      <w:r>
+        <w:t xml:space="preserve">and</w:t>
+      </w:r>
+      <w:r>
+        <w:t xml:space="preserve"> </w:t>
+      </w:r>
+      <m:oMath>
+        <m:sSub>
+          <m:e>
+            <m:r>
+              <m:t>Y</m:t>
+            </m:r>
+          </m:e>
+          <m:sub>
+            <m:r>
+              <m:t>E</m:t>
+            </m:r>
+          </m:sub>
+        </m:sSub>
+      </m:oMath>
+      <w:r>
+        <w:t xml:space="preserve"> </w:t>
+      </w:r>
+      <w:r>
+        <w:t xml:space="preserve">are not independent because of a common cause</w:t>
+      </w:r>
+      <w:r>
+        <w:t xml:space="preserve"> </w:t>
+      </w:r>
+      <m:oMath>
+        <m:r>
+          <m:t>V</m:t>
+        </m:r>
+      </m:oMath>
+      <w:r>
+        <w:t xml:space="preserve"> </w:t>
+      </w:r>
+      <w:r>
+        <w:t xml:space="preserve">(Figure 8.15)</w:t>
+      </w:r>
+    </w:p>
+    <w:p>
+      <w:pPr>
+        <w:pStyle w:val="Compact"/>
+        <w:numPr>
+          <w:ilvl w:val="0"/>
+          <w:numId w:val="1009"/>
+        </w:numPr>
+      </w:pPr>
+      <w:r>
+        <w:t xml:space="preserve">If the causes</w:t>
+      </w:r>
+      <w:r>
+        <w:t xml:space="preserve"> </w:t>
+      </w:r>
+      <m:oMath>
+        <m:sSub>
+          <m:e>
+            <m:r>
+              <m:t>Y</m:t>
+            </m:r>
+          </m:e>
+          <m:sub>
+            <m:r>
+              <m:t>A</m:t>
+            </m:r>
+          </m:sub>
+        </m:sSub>
+      </m:oMath>
+      <w:r>
+        <w:t xml:space="preserve"> </w:t>
+      </w:r>
+      <w:r>
+        <w:t xml:space="preserve">and</w:t>
+      </w:r>
+      <w:r>
+        <w:t xml:space="preserve"> </w:t>
+      </w:r>
+      <m:oMath>
+        <m:sSub>
+          <m:e>
+            <m:r>
+              <m:t>Y</m:t>
+            </m:r>
+          </m:e>
+          <m:sub>
+            <m:r>
+              <m:t>O</m:t>
+            </m:r>
+          </m:sub>
+        </m:sSub>
+      </m:oMath>
+      <w:r>
+        <w:t xml:space="preserve">, and</w:t>
+      </w:r>
+      <w:r>
+        <w:t xml:space="preserve"> </w:t>
+      </w:r>
+      <m:oMath>
+        <m:sSub>
+          <m:e>
+            <m:r>
+              <m:t>Y</m:t>
+            </m:r>
+          </m:e>
+          <m:sub>
+            <m:r>
+              <m:t>E</m:t>
+            </m:r>
+          </m:sub>
+        </m:sSub>
+      </m:oMath>
+      <w:r>
+        <w:t xml:space="preserve"> </w:t>
+      </w:r>
+      <w:r>
+        <w:t xml:space="preserve">and</w:t>
+      </w:r>
+      <w:r>
+        <w:t xml:space="preserve"> </w:t>
+      </w:r>
+      <m:oMath>
+        <m:sSub>
+          <m:e>
+            <m:r>
+              <m:t>Y</m:t>
+            </m:r>
+          </m:e>
+          <m:sub>
+            <m:r>
+              <m:t>O</m:t>
+            </m:r>
+          </m:sub>
+        </m:sSub>
+      </m:oMath>
+      <w:r>
+        <w:t xml:space="preserve">, are not independent because of common causes</w:t>
+      </w:r>
+      <w:r>
+        <w:t xml:space="preserve"> </w:t>
+      </w:r>
+      <m:oMath>
+        <m:sSub>
+          <m:e>
+            <m:r>
+              <m:t>W</m:t>
+            </m:r>
+          </m:e>
+          <m:sub>
+            <m:r>
+              <m:t>1</m:t>
+            </m:r>
+          </m:sub>
+        </m:sSub>
+      </m:oMath>
+      <w:r>
+        <w:t xml:space="preserve"> </w:t>
+      </w:r>
+      <w:r>
+        <w:t xml:space="preserve">and</w:t>
+      </w:r>
+      <w:r>
+        <w:t xml:space="preserve"> </w:t>
+      </w:r>
+      <m:oMath>
+        <m:sSub>
+          <m:e>
+            <m:r>
+              <m:t>W</m:t>
+            </m:r>
+          </m:e>
+          <m:sub>
+            <m:r>
+              <m:t>2</m:t>
+            </m:r>
+          </m:sub>
+        </m:sSub>
+      </m:oMath>
+      <w:r>
+        <w:t xml:space="preserve"> </w:t>
+      </w:r>
+      <w:r>
+        <w:t xml:space="preserve">(Figure 8.16)</w:t>
+      </w:r>
+    </w:p>
+    <w:p>
+      <w:pPr>
+        <w:pStyle w:val="FirstParagraph"/>
+      </w:pPr>
+      <w:r>
+        <w:t xml:space="preserve">In summary, conditioning on a collider always induces an association between its causes, but this association could be restricted to certain levels of the common effect. Selection on a common effect does not always result in selection bias when the analysis is restricted to a single level of the common effect.</w:t>
+      </w:r>
+    </w:p>
+    <w:tbl>
+      <w:tblPr>
+        <w:tblStyle w:val="Table"/>
+        <w:tblLook w:firstRow="0" w:lastRow="0" w:firstColumn="0" w:lastColumn="0" w:noHBand="0" w:noVBand="0" w:val="0000"/>
+        <w:tblBorders>
+          <w:top w:val="single" w:sz="4" w:space="0" w:color="0758E5"/>
+          <w:left w:val="single" w:sz="24" w:space="0" w:color="0758E5"/>
+          <w:bottom w:val="single" w:sz="4" w:space="0" w:color="0758E5"/>
+          <w:right w:val="single" w:sz="4" w:space="0" w:color="0758E5"/>
+        </w:tblBorders>
+        <w:tblCellMar>
+          <w:left w:w="144" w:type="dxa"/>
+          <w:right w:w="144" w:type="dxa"/>
+        </w:tblCellMar>
+        <w:tblLook w:firstRow="0" w:lastRow="0" w:firstColumn="0" w:lastColumn="0" w:noHBand="0" w:noVBand="0" w:val="0000"/>
+      </w:tblPr>
+      <w:tr>
+        <w:trPr>
+          <w:cantSplit/>
+        </w:trPr>
+        <w:tc>
+          <w:tcPr>
+            <w:shd w:color="auto" w:fill="dae6fb" w:val="clear"/>
+            <w:tcMar>
+              <w:top w:w="92" w:type="dxa"/>
+              <w:bottom w:w="92" w:type="dxa"/>
+            </w:tcMar>
+          </w:tcPr>
           <w:p>
             <w:pPr>
               <w:pStyle w:val="BodyText"/>
             </w:pPr>
-            <w:r>
-              <w:t xml:space="preserve">A proof that Figure 8.13 represents a multiplicative survival model:</w:t>
+            <w:pPr>
+              <w:spacing w:before="0" w:after="0"/>
+              <w:textAlignment w:val="center"/>
+            </w:pPr>
+            <w:r>
+              <w:drawing>
+                <wp:inline>
+                  <wp:extent cx="152400" cy="152400"/>
+                  <wp:effectExtent b="0" l="0" r="0" t="0"/>
+                  <wp:docPr descr="" title="" id="37" name="Picture"/>
+                  <a:graphic>
+                    <a:graphicData uri="http://schemas.openxmlformats.org/drawingml/2006/picture">
+                      <pic:pic>
+                        <pic:nvPicPr>
+                          <pic:cNvPr descr="/opt/quarto/share/formats/docx/note.png" id="38" name="Picture"/>
+                          <pic:cNvPicPr>
+                            <a:picLocks noChangeArrowheads="1" noChangeAspect="1"/>
+                          </pic:cNvPicPr>
+                        </pic:nvPicPr>
+                        <pic:blipFill>
+                          <a:blip r:embed="rId19"/>
+                          <a:stretch>
+                            <a:fillRect/>
+                          </a:stretch>
+                        </pic:blipFill>
+                        <pic:spPr bwMode="auto">
+                          <a:xfrm>
+                            <a:off x="0" y="0"/>
+                            <a:ext cx="152400" cy="152400"/>
+                          </a:xfrm>
+                          <a:prstGeom prst="rect">
+                            <a:avLst/>
+                          </a:prstGeom>
+                          <a:noFill/>
+                          <a:ln w="9525">
+                            <a:noFill/>
+                            <a:headEnd/>
+                            <a:tailEnd/>
+                          </a:ln>
+                        </pic:spPr>
+                      </pic:pic>
+                    </a:graphicData>
+                  </a:graphic>
+                </wp:inline>
+              </w:drawing>
+            </w:r>
+            <w:r>
+              <w:t xml:space="preserve"> </w:t>
+            </w:r>
+            <w:r>
+              <w:t xml:space="preserve"> </w:t>
+            </w:r>
+            <w:r>
+              <w:t xml:space="preserve">Technical Point 8.2: Multiplicative Survival Model</w:t>
+            </w:r>
+          </w:p>
+        </w:tc>
+      </w:tr>
+      <w:tr>
+        <w:trPr>
+          <w:cantSplit/>
+        </w:trPr>
+        <w:tc>
+          <w:tcPr>
+            <w:tcMar>
+              <w:top w:w="108" w:type="dxa"/>
+              <w:bottom w:w="108" w:type="dxa"/>
+            </w:tcMar>
+          </w:tcPr>
+          <w:p>
+            <w:pPr>
+              <w:pStyle w:val="BodyText"/>
+            </w:pPr>
+            <w:pPr>
+              <w:spacing w:before="16"/>
+            </w:pPr>
+            <w:r>
+              <w:t xml:space="preserve">A proof that Figure 8.13 represents a multiplicative survival model (defined in the main text):</w:t>
             </w:r>
           </w:p>
           <w:p>
@@ -9866,18 +10210,18 @@
                 <wp:inline>
                   <wp:extent cx="152400" cy="152400"/>
                   <wp:effectExtent b="0" l="0" r="0" t="0"/>
-                  <wp:docPr descr="" title="" id="33" name="Picture"/>
+                  <wp:docPr descr="" title="" id="39" name="Picture"/>
                   <a:graphic>
                     <a:graphicData uri="http://schemas.openxmlformats.org/drawingml/2006/picture">
                       <pic:pic>
                         <pic:nvPicPr>
-                          <pic:cNvPr descr="/opt/quarto/share/formats/docx/note.png" id="34" name="Picture"/>
+                          <pic:cNvPr descr="/opt/quarto/share/formats/docx/note.png" id="40" name="Picture"/>
                           <pic:cNvPicPr>
                             <a:picLocks noChangeArrowheads="1" noChangeAspect="1"/>
                           </pic:cNvPicPr>
                         </pic:nvPicPr>
                         <pic:blipFill>
-                          <a:blip r:embed="rId14"/>
+                          <a:blip r:embed="rId19"/>
                           <a:stretch>
                             <a:fillRect/>
                           </a:stretch>
@@ -10457,9 +10801,9 @@
         </w:tc>
       </w:tr>
     </w:tbl>
-    <w:bookmarkEnd w:id="35"/>
-    <w:bookmarkEnd w:id="36"/>
-    <w:bookmarkStart w:id="37" w:name="summary"/>
+    <w:bookmarkEnd w:id="41"/>
+    <w:bookmarkEnd w:id="42"/>
+    <w:bookmarkStart w:id="43" w:name="summary"/>
     <w:p>
       <w:pPr>
         <w:pStyle w:val="Heading2"/>
@@ -10515,7 +10859,7 @@
       <w:pPr>
         <w:numPr>
           <w:ilvl w:val="0"/>
-          <w:numId w:val="1011"/>
+          <w:numId w:val="1010"/>
         </w:numPr>
       </w:pPr>
       <w:r>
@@ -10533,7 +10877,7 @@
       <w:pPr>
         <w:numPr>
           <w:ilvl w:val="0"/>
-          <w:numId w:val="1011"/>
+          <w:numId w:val="1010"/>
         </w:numPr>
       </w:pPr>
       <w:r>
@@ -10555,11 +10899,77 @@
         <w:pStyle w:val="Compact"/>
         <w:numPr>
           <w:ilvl w:val="1"/>
-          <w:numId w:val="1012"/>
+          <w:numId w:val="1011"/>
         </w:numPr>
       </w:pPr>
       <w:r>
         <w:t xml:space="preserve">Differential loss to follow-up and informative censoring</w:t>
+      </w:r>
+    </w:p>
+    <w:p>
+      <w:pPr>
+        <w:pStyle w:val="Compact"/>
+        <w:numPr>
+          <w:ilvl w:val="1"/>
+          <w:numId w:val="1011"/>
+        </w:numPr>
+      </w:pPr>
+      <w:r>
+        <w:t xml:space="preserve">Missing data and nonresponse bias</w:t>
+      </w:r>
+    </w:p>
+    <w:p>
+      <w:pPr>
+        <w:pStyle w:val="Compact"/>
+        <w:numPr>
+          <w:ilvl w:val="1"/>
+          <w:numId w:val="1011"/>
+        </w:numPr>
+      </w:pPr>
+      <w:r>
+        <w:t xml:space="preserve">Healthy worker bias</w:t>
+      </w:r>
+    </w:p>
+    <w:p>
+      <w:pPr>
+        <w:pStyle w:val="Compact"/>
+        <w:numPr>
+          <w:ilvl w:val="1"/>
+          <w:numId w:val="1011"/>
+        </w:numPr>
+      </w:pPr>
+      <w:r>
+        <w:t xml:space="preserve">Self-selection and volunteer bias</w:t>
+      </w:r>
+    </w:p>
+    <w:p>
+      <w:pPr>
+        <w:pStyle w:val="Compact"/>
+        <w:numPr>
+          <w:ilvl w:val="1"/>
+          <w:numId w:val="1011"/>
+        </w:numPr>
+      </w:pPr>
+      <w:r>
+        <w:t xml:space="preserve">Selection affected by pre-study treatment</w:t>
+      </w:r>
+    </w:p>
+    <w:p>
+      <w:pPr>
+        <w:numPr>
+          <w:ilvl w:val="0"/>
+          <w:numId w:val="1010"/>
+        </w:numPr>
+      </w:pPr>
+      <w:r>
+        <w:rPr>
+          <w:b/>
+          <w:bCs/>
+        </w:rPr>
+        <w:t xml:space="preserve">Selection bias vs. confounding</w:t>
+      </w:r>
+      <w:r>
+        <w:t xml:space="preserve">:</w:t>
       </w:r>
     </w:p>
     <w:p>
@@ -10571,7 +10981,33 @@
         </w:numPr>
       </w:pPr>
       <w:r>
-        <w:t xml:space="preserve">Missing data and nonresponse bias</w:t>
+        <w:t xml:space="preserve">Confounding: common causes (</w:t>
+      </w:r>
+      <m:oMath>
+        <m:r>
+          <m:t>A</m:t>
+        </m:r>
+        <m:r>
+          <m:rPr>
+            <m:sty m:val="p"/>
+          </m:rPr>
+          <m:t>←</m:t>
+        </m:r>
+        <m:r>
+          <m:t>L</m:t>
+        </m:r>
+        <m:r>
+          <m:rPr>
+            <m:sty m:val="p"/>
+          </m:rPr>
+          <m:t>→</m:t>
+        </m:r>
+        <m:r>
+          <m:t>Y</m:t>
+        </m:r>
+      </m:oMath>
+      <w:r>
+        <w:t xml:space="preserve">)</w:t>
       </w:r>
     </w:p>
     <w:p>
@@ -10583,7 +11019,33 @@
         </w:numPr>
       </w:pPr>
       <w:r>
-        <w:t xml:space="preserve">Healthy worker bias</w:t>
+        <w:t xml:space="preserve">Selection bias: conditioning on common effects (</w:t>
+      </w:r>
+      <m:oMath>
+        <m:r>
+          <m:t>A</m:t>
+        </m:r>
+        <m:r>
+          <m:rPr>
+            <m:sty m:val="p"/>
+          </m:rPr>
+          <m:t>→</m:t>
+        </m:r>
+        <m:r>
+          <m:t>C</m:t>
+        </m:r>
+        <m:r>
+          <m:rPr>
+            <m:sty m:val="p"/>
+          </m:rPr>
+          <m:t>←</m:t>
+        </m:r>
+        <m:r>
+          <m:t>Y</m:t>
+        </m:r>
+      </m:oMath>
+      <w:r>
+        <w:t xml:space="preserve">)</w:t>
       </w:r>
     </w:p>
     <w:p>
@@ -10595,132 +11057,14 @@
         </w:numPr>
       </w:pPr>
       <w:r>
-        <w:t xml:space="preserve">Self-selection and volunteer bias</w:t>
-      </w:r>
-    </w:p>
-    <w:p>
-      <w:pPr>
-        <w:pStyle w:val="Compact"/>
-        <w:numPr>
-          <w:ilvl w:val="1"/>
-          <w:numId w:val="1012"/>
-        </w:numPr>
-      </w:pPr>
-      <w:r>
-        <w:t xml:space="preserve">Selection affected by pre-study treatment</w:t>
+        <w:t xml:space="preserve">Randomization prevents confounding but not selection bias occurring after randomization</w:t>
       </w:r>
     </w:p>
     <w:p>
       <w:pPr>
         <w:numPr>
           <w:ilvl w:val="0"/>
-          <w:numId w:val="1011"/>
-        </w:numPr>
-      </w:pPr>
-      <w:r>
-        <w:rPr>
-          <w:b/>
-          <w:bCs/>
-        </w:rPr>
-        <w:t xml:space="preserve">Selection bias vs. confounding</w:t>
-      </w:r>
-      <w:r>
-        <w:t xml:space="preserve">:</w:t>
-      </w:r>
-    </w:p>
-    <w:p>
-      <w:pPr>
-        <w:pStyle w:val="Compact"/>
-        <w:numPr>
-          <w:ilvl w:val="1"/>
-          <w:numId w:val="1013"/>
-        </w:numPr>
-      </w:pPr>
-      <w:r>
-        <w:t xml:space="preserve">Confounding: common causes (</w:t>
-      </w:r>
-      <m:oMath>
-        <m:r>
-          <m:t>A</m:t>
-        </m:r>
-        <m:r>
-          <m:rPr>
-            <m:sty m:val="p"/>
-          </m:rPr>
-          <m:t>←</m:t>
-        </m:r>
-        <m:r>
-          <m:t>L</m:t>
-        </m:r>
-        <m:r>
-          <m:rPr>
-            <m:sty m:val="p"/>
-          </m:rPr>
-          <m:t>→</m:t>
-        </m:r>
-        <m:r>
-          <m:t>Y</m:t>
-        </m:r>
-      </m:oMath>
-      <w:r>
-        <w:t xml:space="preserve">)</w:t>
-      </w:r>
-    </w:p>
-    <w:p>
-      <w:pPr>
-        <w:pStyle w:val="Compact"/>
-        <w:numPr>
-          <w:ilvl w:val="1"/>
-          <w:numId w:val="1013"/>
-        </w:numPr>
-      </w:pPr>
-      <w:r>
-        <w:t xml:space="preserve">Selection bias: conditioning on common effects (</w:t>
-      </w:r>
-      <m:oMath>
-        <m:r>
-          <m:t>A</m:t>
-        </m:r>
-        <m:r>
-          <m:rPr>
-            <m:sty m:val="p"/>
-          </m:rPr>
-          <m:t>→</m:t>
-        </m:r>
-        <m:r>
-          <m:t>C</m:t>
-        </m:r>
-        <m:r>
-          <m:rPr>
-            <m:sty m:val="p"/>
-          </m:rPr>
-          <m:t>←</m:t>
-        </m:r>
-        <m:r>
-          <m:t>Y</m:t>
-        </m:r>
-      </m:oMath>
-      <w:r>
-        <w:t xml:space="preserve">)</w:t>
-      </w:r>
-    </w:p>
-    <w:p>
-      <w:pPr>
-        <w:pStyle w:val="Compact"/>
-        <w:numPr>
-          <w:ilvl w:val="1"/>
-          <w:numId w:val="1013"/>
-        </w:numPr>
-      </w:pPr>
-      <w:r>
-        <w:t xml:space="preserve">Randomization prevents confounding but not selection bias occurring after randomization</w:t>
-      </w:r>
-    </w:p>
-    <w:p>
-      <w:pPr>
-        <w:numPr>
-          <w:ilvl w:val="0"/>
-          <w:numId w:val="1011"/>
+          <w:numId w:val="1010"/>
         </w:numPr>
       </w:pPr>
       <w:r>
@@ -10807,7 +11151,7 @@
       <w:pPr>
         <w:numPr>
           <w:ilvl w:val="0"/>
-          <w:numId w:val="1011"/>
+          <w:numId w:val="1010"/>
         </w:numPr>
       </w:pPr>
       <w:r>
@@ -10911,7 +11255,7 @@
       <w:pPr>
         <w:numPr>
           <w:ilvl w:val="0"/>
-          <w:numId w:val="1011"/>
+          <w:numId w:val="1010"/>
         </w:numPr>
       </w:pPr>
       <w:r>
@@ -10944,7 +11288,7 @@
       <w:pPr>
         <w:numPr>
           <w:ilvl w:val="0"/>
-          <w:numId w:val="1014"/>
+          <w:numId w:val="1013"/>
         </w:numPr>
       </w:pPr>
       <w:r>
@@ -10962,7 +11306,7 @@
       <w:pPr>
         <w:numPr>
           <w:ilvl w:val="0"/>
-          <w:numId w:val="1014"/>
+          <w:numId w:val="1013"/>
         </w:numPr>
       </w:pPr>
       <w:r>
@@ -10980,7 +11324,7 @@
       <w:pPr>
         <w:numPr>
           <w:ilvl w:val="0"/>
-          <w:numId w:val="1014"/>
+          <w:numId w:val="1013"/>
         </w:numPr>
       </w:pPr>
       <w:r>
@@ -11014,7 +11358,7 @@
         <w:pStyle w:val="Compact"/>
         <w:numPr>
           <w:ilvl w:val="0"/>
-          <w:numId w:val="1015"/>
+          <w:numId w:val="1014"/>
         </w:numPr>
       </w:pPr>
       <w:r>
@@ -11033,7 +11377,7 @@
         <w:pStyle w:val="Compact"/>
         <w:numPr>
           <w:ilvl w:val="0"/>
-          <w:numId w:val="1015"/>
+          <w:numId w:val="1014"/>
         </w:numPr>
       </w:pPr>
       <w:r>
@@ -11047,8 +11391,8 @@
         <w:t xml:space="preserve">: Advanced estimation methods including censoring and time-varying treatments</w:t>
       </w:r>
     </w:p>
-    <w:bookmarkEnd w:id="37"/>
-    <w:bookmarkStart w:id="41" w:name="references"/>
+    <w:bookmarkEnd w:id="43"/>
+    <w:bookmarkStart w:id="47" w:name="references"/>
     <w:p>
       <w:pPr>
         <w:pStyle w:val="Heading2"/>
@@ -11064,8 +11408,8 @@
         </w:pict>
       </w:r>
     </w:p>
-    <w:bookmarkStart w:id="40" w:name="refs"/>
-    <w:bookmarkStart w:id="39" w:name="ref-hernan2020causal"/>
+    <w:bookmarkStart w:id="46" w:name="refs"/>
+    <w:bookmarkStart w:id="45" w:name="ref-hernan2020causal"/>
     <w:p>
       <w:pPr>
         <w:pStyle w:val="Bibliography"/>
@@ -11089,7 +11433,7 @@
       <w:r>
         <w:t xml:space="preserve"> </w:t>
       </w:r>
-      <w:hyperlink r:id="rId38">
+      <w:hyperlink r:id="rId44">
         <w:r>
           <w:rPr>
             <w:rStyle w:val="Hyperlink"/>
@@ -11101,9 +11445,9 @@
         <w:t xml:space="preserve">.</w:t>
       </w:r>
     </w:p>
-    <w:bookmarkEnd w:id="39"/>
-    <w:bookmarkEnd w:id="40"/>
-    <w:bookmarkEnd w:id="41"/>
+    <w:bookmarkEnd w:id="45"/>
+    <w:bookmarkEnd w:id="46"/>
+    <w:bookmarkEnd w:id="47"/>
     <w:sectPr>
       <w:footnotePr>
         <w:numRestart w:val="eachSect"/>
@@ -11439,7 +11783,34 @@
     <w:abstractNumId w:val="991"/>
   </w:num>
   <w:num w:numId="1003">
-    <w:abstractNumId w:val="991"/>
+    <w:abstractNumId w:val="99411"/>
+    <w:lvlOverride w:ilvl="0">
+      <w:startOverride w:val="1"/>
+    </w:lvlOverride>
+    <w:lvlOverride w:ilvl="1">
+      <w:startOverride w:val="1"/>
+    </w:lvlOverride>
+    <w:lvlOverride w:ilvl="2">
+      <w:startOverride w:val="1"/>
+    </w:lvlOverride>
+    <w:lvlOverride w:ilvl="3">
+      <w:startOverride w:val="1"/>
+    </w:lvlOverride>
+    <w:lvlOverride w:ilvl="4">
+      <w:startOverride w:val="1"/>
+    </w:lvlOverride>
+    <w:lvlOverride w:ilvl="5">
+      <w:startOverride w:val="1"/>
+    </w:lvlOverride>
+    <w:lvlOverride w:ilvl="6">
+      <w:startOverride w:val="1"/>
+    </w:lvlOverride>
+    <w:lvlOverride w:ilvl="7">
+      <w:startOverride w:val="1"/>
+    </w:lvlOverride>
+    <w:lvlOverride w:ilvl="8">
+      <w:startOverride w:val="1"/>
+    </w:lvlOverride>
   </w:num>
   <w:num w:numId="1004">
     <w:abstractNumId w:val="99411"/>
@@ -11502,6 +11873,9 @@
     </w:lvlOverride>
   </w:num>
   <w:num w:numId="1006">
+    <w:abstractNumId w:val="991"/>
+  </w:num>
+  <w:num w:numId="1007">
     <w:abstractNumId w:val="99411"/>
     <w:lvlOverride w:ilvl="0">
       <w:startOverride w:val="1"/>
@@ -11530,9 +11904,6 @@
     <w:lvlOverride w:ilvl="8">
       <w:startOverride w:val="1"/>
     </w:lvlOverride>
-  </w:num>
-  <w:num w:numId="1007">
-    <w:abstractNumId w:val="991"/>
   </w:num>
   <w:num w:numId="1008">
     <w:abstractNumId w:val="99411"/>
@@ -11565,6 +11936,9 @@
     </w:lvlOverride>
   </w:num>
   <w:num w:numId="1009">
+    <w:abstractNumId w:val="991"/>
+  </w:num>
+  <w:num w:numId="1010">
     <w:abstractNumId w:val="99411"/>
     <w:lvlOverride w:ilvl="0">
       <w:startOverride w:val="1"/>
@@ -11594,10 +11968,13 @@
       <w:startOverride w:val="1"/>
     </w:lvlOverride>
   </w:num>
-  <w:num w:numId="1010">
+  <w:num w:numId="1011">
     <w:abstractNumId w:val="991"/>
   </w:num>
-  <w:num w:numId="1011">
+  <w:num w:numId="1012">
+    <w:abstractNumId w:val="991"/>
+  </w:num>
+  <w:num w:numId="1013">
     <w:abstractNumId w:val="99411"/>
     <w:lvlOverride w:ilvl="0">
       <w:startOverride w:val="1"/>
@@ -11627,43 +12004,7 @@
       <w:startOverride w:val="1"/>
     </w:lvlOverride>
   </w:num>
-  <w:num w:numId="1012">
-    <w:abstractNumId w:val="991"/>
-  </w:num>
-  <w:num w:numId="1013">
-    <w:abstractNumId w:val="991"/>
-  </w:num>
   <w:num w:numId="1014">
-    <w:abstractNumId w:val="99411"/>
-    <w:lvlOverride w:ilvl="0">
-      <w:startOverride w:val="1"/>
-    </w:lvlOverride>
-    <w:lvlOverride w:ilvl="1">
-      <w:startOverride w:val="1"/>
-    </w:lvlOverride>
-    <w:lvlOverride w:ilvl="2">
-      <w:startOverride w:val="1"/>
-    </w:lvlOverride>
-    <w:lvlOverride w:ilvl="3">
-      <w:startOverride w:val="1"/>
-    </w:lvlOverride>
-    <w:lvlOverride w:ilvl="4">
-      <w:startOverride w:val="1"/>
-    </w:lvlOverride>
-    <w:lvlOverride w:ilvl="5">
-      <w:startOverride w:val="1"/>
-    </w:lvlOverride>
-    <w:lvlOverride w:ilvl="6">
-      <w:startOverride w:val="1"/>
-    </w:lvlOverride>
-    <w:lvlOverride w:ilvl="7">
-      <w:startOverride w:val="1"/>
-    </w:lvlOverride>
-    <w:lvlOverride w:ilvl="8">
-      <w:startOverride w:val="1"/>
-    </w:lvlOverride>
-  </w:num>
-  <w:num w:numId="1015">
     <w:abstractNumId w:val="991"/>
   </w:num>
 </w:numbering>
